--- a/Operating environments and system programming/Lab 1/ОсиспЛаб1.docx
+++ b/Operating environments and system programming/Lab 1/ОсиспЛаб1.docx
@@ -962,6 +962,7 @@
               <w:noProof/>
               <w:sz w:val="22"/>
               <w:szCs w:val="22"/>
+              <w:lang w:val="en-US"/>
             </w:rPr>
           </w:pPr>
           <w:r>
@@ -998,42 +999,9 @@
               <w:rPr>
                 <w:noProof/>
                 <w:webHidden/>
+                <w:lang w:val="en-US"/>
               </w:rPr>
-              <w:fldChar w:fldCharType="begin"/>
-            </w:r>
-            <w:r>
-              <w:rPr>
-                <w:noProof/>
-                <w:webHidden/>
-              </w:rPr>
-              <w:instrText xml:space="preserve"> PAGEREF _Toc208182676 \h </w:instrText>
-            </w:r>
-            <w:r>
-              <w:rPr>
-                <w:noProof/>
-                <w:webHidden/>
-              </w:rPr>
-            </w:r>
-            <w:r>
-              <w:rPr>
-                <w:noProof/>
-                <w:webHidden/>
-              </w:rPr>
-              <w:fldChar w:fldCharType="separate"/>
-            </w:r>
-            <w:r>
-              <w:rPr>
-                <w:noProof/>
-                <w:webHidden/>
-              </w:rPr>
-              <w:t>5</w:t>
-            </w:r>
-            <w:r>
-              <w:rPr>
-                <w:noProof/>
-                <w:webHidden/>
-              </w:rPr>
-              <w:fldChar w:fldCharType="end"/>
+              <w:t>6</w:t>
             </w:r>
           </w:hyperlink>
         </w:p>
@@ -1327,42 +1295,9 @@
               <w:rPr>
                 <w:noProof/>
                 <w:webHidden/>
+                <w:lang w:val="en-US"/>
               </w:rPr>
-              <w:fldChar w:fldCharType="begin"/>
-            </w:r>
-            <w:r>
-              <w:rPr>
-                <w:noProof/>
-                <w:webHidden/>
-              </w:rPr>
-              <w:instrText xml:space="preserve"> PAGEREF _Toc208182681 \h </w:instrText>
-            </w:r>
-            <w:r>
-              <w:rPr>
-                <w:noProof/>
-                <w:webHidden/>
-              </w:rPr>
-            </w:r>
-            <w:r>
-              <w:rPr>
-                <w:noProof/>
-                <w:webHidden/>
-              </w:rPr>
-              <w:fldChar w:fldCharType="separate"/>
-            </w:r>
-            <w:r>
-              <w:rPr>
-                <w:noProof/>
-                <w:webHidden/>
-              </w:rPr>
-              <w:t>8</w:t>
-            </w:r>
-            <w:r>
-              <w:rPr>
-                <w:noProof/>
-                <w:webHidden/>
-              </w:rPr>
-              <w:fldChar w:fldCharType="end"/>
+              <w:t>9</w:t>
             </w:r>
           </w:hyperlink>
         </w:p>
@@ -1395,42 +1330,9 @@
               <w:rPr>
                 <w:noProof/>
                 <w:webHidden/>
+                <w:lang w:val="en-US"/>
               </w:rPr>
-              <w:fldChar w:fldCharType="begin"/>
-            </w:r>
-            <w:r>
-              <w:rPr>
-                <w:noProof/>
-                <w:webHidden/>
-              </w:rPr>
-              <w:instrText xml:space="preserve"> PAGEREF _Toc208182682 \h </w:instrText>
-            </w:r>
-            <w:r>
-              <w:rPr>
-                <w:noProof/>
-                <w:webHidden/>
-              </w:rPr>
-            </w:r>
-            <w:r>
-              <w:rPr>
-                <w:noProof/>
-                <w:webHidden/>
-              </w:rPr>
-              <w:fldChar w:fldCharType="separate"/>
-            </w:r>
-            <w:r>
-              <w:rPr>
-                <w:noProof/>
-                <w:webHidden/>
-              </w:rPr>
-              <w:t>9</w:t>
-            </w:r>
-            <w:r>
-              <w:rPr>
-                <w:noProof/>
-                <w:webHidden/>
-              </w:rPr>
-              <w:fldChar w:fldCharType="end"/>
+              <w:t>10</w:t>
             </w:r>
           </w:hyperlink>
         </w:p>
@@ -1471,42 +1373,9 @@
               <w:rPr>
                 <w:noProof/>
                 <w:webHidden/>
+                <w:lang w:val="en-US"/>
               </w:rPr>
-              <w:fldChar w:fldCharType="begin"/>
-            </w:r>
-            <w:r>
-              <w:rPr>
-                <w:noProof/>
-                <w:webHidden/>
-              </w:rPr>
-              <w:instrText xml:space="preserve"> PAGEREF _Toc208182683 \h </w:instrText>
-            </w:r>
-            <w:r>
-              <w:rPr>
-                <w:noProof/>
-                <w:webHidden/>
-              </w:rPr>
-            </w:r>
-            <w:r>
-              <w:rPr>
-                <w:noProof/>
-                <w:webHidden/>
-              </w:rPr>
-              <w:fldChar w:fldCharType="separate"/>
-            </w:r>
-            <w:r>
-              <w:rPr>
-                <w:noProof/>
-                <w:webHidden/>
-              </w:rPr>
-              <w:t>10</w:t>
-            </w:r>
-            <w:r>
-              <w:rPr>
-                <w:noProof/>
-                <w:webHidden/>
-              </w:rPr>
-              <w:fldChar w:fldCharType="end"/>
+              <w:t>11</w:t>
             </w:r>
           </w:hyperlink>
         </w:p>
@@ -1564,42 +1433,9 @@
               <w:rPr>
                 <w:noProof/>
                 <w:webHidden/>
+                <w:lang w:val="en-US"/>
               </w:rPr>
-              <w:fldChar w:fldCharType="begin"/>
-            </w:r>
-            <w:r>
-              <w:rPr>
-                <w:noProof/>
-                <w:webHidden/>
-              </w:rPr>
-              <w:instrText xml:space="preserve"> PAGEREF _Toc208182685 \h </w:instrText>
-            </w:r>
-            <w:r>
-              <w:rPr>
-                <w:noProof/>
-                <w:webHidden/>
-              </w:rPr>
-            </w:r>
-            <w:r>
-              <w:rPr>
-                <w:noProof/>
-                <w:webHidden/>
-              </w:rPr>
-              <w:fldChar w:fldCharType="separate"/>
-            </w:r>
-            <w:r>
-              <w:rPr>
-                <w:noProof/>
-                <w:webHidden/>
-              </w:rPr>
-              <w:t>11</w:t>
-            </w:r>
-            <w:r>
-              <w:rPr>
-                <w:noProof/>
-                <w:webHidden/>
-              </w:rPr>
-              <w:fldChar w:fldCharType="end"/>
+              <w:t>12</w:t>
             </w:r>
           </w:hyperlink>
         </w:p>
@@ -4328,15 +4164,7 @@
         <w:t xml:space="preserve">, </w:t>
       </w:r>
       <w:r>
-        <w:t>Х. Босс</w:t>
-      </w:r>
-      <w:proofErr w:type="gramStart"/>
-      <w:r>
-        <w:t>. :</w:t>
-      </w:r>
-      <w:proofErr w:type="gramEnd"/>
-      <w:r>
-        <w:t xml:space="preserve"> СПб.: Питер, 2015. </w:t>
+        <w:t xml:space="preserve">Х. Босс. : СПб.: Питер, 2015. </w:t>
       </w:r>
       <w:r>
         <w:rPr>

--- a/Operating environments and system programming/Lab 1/ОсиспЛаб1.docx
+++ b/Operating environments and system programming/Lab 1/ОсиспЛаб1.docx
@@ -886,150 +886,6 @@
         </w:p>
         <w:p>
           <w:pPr>
-            <w:pStyle w:val="21"/>
-            <w:spacing w:after="0"/>
-            <w:rPr>
-              <w:rFonts w:asciiTheme="minorHAnsi" w:eastAsiaTheme="minorEastAsia" w:hAnsiTheme="minorHAnsi" w:cstheme="minorBidi"/>
-              <w:noProof/>
-              <w:sz w:val="22"/>
-              <w:szCs w:val="22"/>
-            </w:rPr>
-          </w:pPr>
-          <w:r>
-            <w:rPr>
-              <w:rStyle w:val="a9"/>
-              <w:noProof/>
-              <w:u w:val="none"/>
-            </w:rPr>
-            <w:t xml:space="preserve">   </w:t>
-          </w:r>
-          <w:hyperlink w:anchor="_Toc208182675" w:history="1">
-            <w:r>
-              <w:rPr>
-                <w:rStyle w:val="a9"/>
-                <w:noProof/>
-              </w:rPr>
-              <w:t>3.1</w:t>
-            </w:r>
-            <w:r>
-              <w:rPr>
-                <w:rStyle w:val="a9"/>
-                <w:noProof/>
-                <w:lang w:val="en-US"/>
-              </w:rPr>
-              <w:t> </w:t>
-            </w:r>
-            <w:r>
-              <w:rPr>
-                <w:rStyle w:val="a9"/>
-                <w:noProof/>
-              </w:rPr>
-              <w:t>Серверная часть</w:t>
-            </w:r>
-            <w:r>
-              <w:rPr>
-                <w:noProof/>
-                <w:webHidden/>
-              </w:rPr>
-              <w:tab/>
-            </w:r>
-            <w:r>
-              <w:rPr>
-                <w:noProof/>
-                <w:webHidden/>
-              </w:rPr>
-              <w:fldChar w:fldCharType="begin"/>
-            </w:r>
-            <w:r>
-              <w:rPr>
-                <w:noProof/>
-                <w:webHidden/>
-              </w:rPr>
-              <w:instrText xml:space="preserve"> PAGEREF _Toc208182675 \h </w:instrText>
-            </w:r>
-            <w:r>
-              <w:rPr>
-                <w:noProof/>
-                <w:webHidden/>
-              </w:rPr>
-            </w:r>
-            <w:r>
-              <w:rPr>
-                <w:noProof/>
-                <w:webHidden/>
-              </w:rPr>
-              <w:fldChar w:fldCharType="separate"/>
-            </w:r>
-            <w:r>
-              <w:rPr>
-                <w:noProof/>
-                <w:webHidden/>
-              </w:rPr>
-              <w:t>5</w:t>
-            </w:r>
-            <w:r>
-              <w:rPr>
-                <w:noProof/>
-                <w:webHidden/>
-              </w:rPr>
-              <w:fldChar w:fldCharType="end"/>
-            </w:r>
-          </w:hyperlink>
-        </w:p>
-        <w:p>
-          <w:pPr>
-            <w:pStyle w:val="21"/>
-            <w:spacing w:after="0"/>
-            <w:rPr>
-              <w:rFonts w:asciiTheme="minorHAnsi" w:eastAsiaTheme="minorEastAsia" w:hAnsiTheme="minorHAnsi" w:cstheme="minorBidi"/>
-              <w:noProof/>
-              <w:sz w:val="22"/>
-              <w:szCs w:val="22"/>
-              <w:lang w:val="en-US"/>
-            </w:rPr>
-          </w:pPr>
-          <w:r>
-            <w:rPr>
-              <w:rStyle w:val="a9"/>
-              <w:noProof/>
-              <w:u w:val="none"/>
-            </w:rPr>
-            <w:t xml:space="preserve">   </w:t>
-          </w:r>
-          <w:hyperlink w:anchor="_Toc208182676" w:history="1">
-            <w:r>
-              <w:rPr>
-                <w:rStyle w:val="a9"/>
-                <w:noProof/>
-              </w:rPr>
-              <w:t>3.2 </w:t>
-            </w:r>
-            <w:r>
-              <w:rPr>
-                <w:rStyle w:val="a9"/>
-                <w:noProof/>
-              </w:rPr>
-              <w:t>Клиентская часть</w:t>
-            </w:r>
-            <w:r>
-              <w:rPr>
-                <w:noProof/>
-                <w:webHidden/>
-              </w:rPr>
-              <w:tab/>
-            </w:r>
-            <w:r>
-              <w:rPr>
-                <w:noProof/>
-                <w:webHidden/>
-                <w:lang w:val="en-US"/>
-              </w:rPr>
-              <w:t>5</w:t>
-            </w:r>
-          </w:hyperlink>
-        </w:p>
-        <w:p>
-          <w:pPr>
             <w:pStyle w:val="11"/>
             <w:rPr>
               <w:rFonts w:asciiTheme="minorHAnsi" w:eastAsiaTheme="minorEastAsia" w:hAnsiTheme="minorHAnsi" w:cstheme="minorBidi"/>
@@ -1052,110 +908,6 @@
                 <w:noProof/>
               </w:rPr>
               <w:t>Пример выполнения программы</w:t>
-            </w:r>
-            <w:r>
-              <w:rPr>
-                <w:noProof/>
-                <w:webHidden/>
-              </w:rPr>
-              <w:tab/>
-            </w:r>
-            <w:r>
-              <w:rPr>
-                <w:noProof/>
-                <w:webHidden/>
-                <w:lang w:val="en-US"/>
-              </w:rPr>
-              <w:t>6</w:t>
-            </w:r>
-          </w:hyperlink>
-        </w:p>
-        <w:p>
-          <w:pPr>
-            <w:pStyle w:val="21"/>
-            <w:spacing w:after="0"/>
-            <w:rPr>
-              <w:rFonts w:asciiTheme="minorHAnsi" w:eastAsiaTheme="minorEastAsia" w:hAnsiTheme="minorHAnsi" w:cstheme="minorBidi"/>
-              <w:noProof/>
-              <w:sz w:val="22"/>
-              <w:szCs w:val="22"/>
-            </w:rPr>
-          </w:pPr>
-          <w:r>
-            <w:rPr>
-              <w:rStyle w:val="a9"/>
-              <w:noProof/>
-              <w:u w:val="none"/>
-            </w:rPr>
-            <w:t xml:space="preserve">  </w:t>
-          </w:r>
-          <w:r>
-            <w:rPr>
-              <w:rStyle w:val="a9"/>
-              <w:noProof/>
-              <w:u w:val="none"/>
-            </w:rPr>
-            <w:t xml:space="preserve"> </w:t>
-          </w:r>
-          <w:hyperlink w:anchor="_Toc208182680" w:history="1">
-            <w:r>
-              <w:rPr>
-                <w:rStyle w:val="a9"/>
-                <w:noProof/>
-              </w:rPr>
-              <w:t>4.1 Запуск программы и процесс выполнения</w:t>
-            </w:r>
-            <w:r>
-              <w:rPr>
-                <w:noProof/>
-                <w:webHidden/>
-              </w:rPr>
-              <w:tab/>
-            </w:r>
-            <w:r>
-              <w:rPr>
-                <w:noProof/>
-                <w:webHidden/>
-                <w:lang w:val="en-US"/>
-              </w:rPr>
-              <w:t>6</w:t>
-            </w:r>
-          </w:hyperlink>
-        </w:p>
-        <w:p>
-          <w:pPr>
-            <w:pStyle w:val="21"/>
-            <w:spacing w:after="0"/>
-            <w:rPr>
-              <w:rFonts w:asciiTheme="minorHAnsi" w:eastAsiaTheme="minorEastAsia" w:hAnsiTheme="minorHAnsi" w:cstheme="minorBidi"/>
-              <w:noProof/>
-              <w:sz w:val="22"/>
-              <w:szCs w:val="22"/>
-            </w:rPr>
-          </w:pPr>
-          <w:r>
-            <w:rPr>
-              <w:rStyle w:val="a9"/>
-              <w:noProof/>
-              <w:u w:val="none"/>
-            </w:rPr>
-            <w:t xml:space="preserve">  </w:t>
-          </w:r>
-          <w:r>
-            <w:rPr>
-              <w:rStyle w:val="a9"/>
-              <w:noProof/>
-              <w:u w:val="none"/>
-            </w:rPr>
-            <w:t xml:space="preserve"> </w:t>
-          </w:r>
-          <w:hyperlink w:anchor="_Toc208182681" w:history="1">
-            <w:r>
-              <w:rPr>
-                <w:rStyle w:val="a9"/>
-                <w:noProof/>
-              </w:rPr>
-              <w:t>4.2 Анализ полученных результатов</w:t>
             </w:r>
             <w:r>
               <w:rPr>
@@ -1199,15 +951,13 @@
               </w:rPr>
               <w:tab/>
             </w:r>
-            <w:r>
-              <w:rPr>
-                <w:noProof/>
-                <w:webHidden/>
-                <w:lang w:val="en-US"/>
-              </w:rPr>
-              <w:t>8</w:t>
-            </w:r>
           </w:hyperlink>
+          <w:r>
+            <w:rPr>
+              <w:noProof/>
+            </w:rPr>
+            <w:t>7</w:t>
+          </w:r>
         </w:p>
         <w:p>
           <w:pPr>
@@ -1247,41 +997,7 @@
                 <w:noProof/>
                 <w:webHidden/>
               </w:rPr>
-              <w:fldChar w:fldCharType="begin"/>
-            </w:r>
-            <w:r>
-              <w:rPr>
-                <w:noProof/>
-                <w:webHidden/>
-              </w:rPr>
-              <w:instrText xml:space="preserve"> PAGEREF _Toc208182683 \h </w:instrText>
-            </w:r>
-            <w:r>
-              <w:rPr>
-                <w:noProof/>
-                <w:webHidden/>
-              </w:rPr>
-            </w:r>
-            <w:r>
-              <w:rPr>
-                <w:noProof/>
-                <w:webHidden/>
-              </w:rPr>
-              <w:fldChar w:fldCharType="separate"/>
-            </w:r>
-            <w:r>
-              <w:rPr>
-                <w:noProof/>
-                <w:webHidden/>
-              </w:rPr>
-              <w:t>9</w:t>
-            </w:r>
-            <w:r>
-              <w:rPr>
-                <w:noProof/>
-                <w:webHidden/>
-              </w:rPr>
-              <w:fldChar w:fldCharType="end"/>
+              <w:t>8</w:t>
             </w:r>
           </w:hyperlink>
         </w:p>
@@ -1340,41 +1056,7 @@
                 <w:noProof/>
                 <w:webHidden/>
               </w:rPr>
-              <w:fldChar w:fldCharType="begin"/>
-            </w:r>
-            <w:r>
-              <w:rPr>
-                <w:noProof/>
-                <w:webHidden/>
-              </w:rPr>
-              <w:instrText xml:space="preserve"> PAGEREF _Toc208182685 \h </w:instrText>
-            </w:r>
-            <w:r>
-              <w:rPr>
-                <w:noProof/>
-                <w:webHidden/>
-              </w:rPr>
-            </w:r>
-            <w:r>
-              <w:rPr>
-                <w:noProof/>
-                <w:webHidden/>
-              </w:rPr>
-              <w:fldChar w:fldCharType="separate"/>
-            </w:r>
-            <w:r>
-              <w:rPr>
-                <w:noProof/>
-                <w:webHidden/>
-              </w:rPr>
-              <w:t>10</w:t>
-            </w:r>
-            <w:r>
-              <w:rPr>
-                <w:noProof/>
-                <w:webHidden/>
-              </w:rPr>
-              <w:fldChar w:fldCharType="end"/>
+              <w:t>9</w:t>
             </w:r>
           </w:hyperlink>
         </w:p>
@@ -2106,11 +1788,19 @@
       </w:r>
       <w:proofErr w:type="spellStart"/>
       <w:r>
-        <w:t>init_generator</w:t>
-      </w:r>
-      <w:proofErr w:type="spellEnd"/>
-      <w:r>
-        <w:t>() инициализирует начальное значение</w:t>
+        <w:t>init_</w:t>
+      </w:r>
+      <w:proofErr w:type="gramStart"/>
+      <w:r>
+        <w:t>generator</w:t>
+      </w:r>
+      <w:proofErr w:type="spellEnd"/>
+      <w:r>
+        <w:t>(</w:t>
+      </w:r>
+      <w:proofErr w:type="gramEnd"/>
+      <w:r>
+        <w:t>) инициализирует начальное значение</w:t>
       </w:r>
       <w:r>
         <w:t xml:space="preserve"> </w:t>
@@ -2126,11 +1816,19 @@
       </w:r>
       <w:proofErr w:type="spellStart"/>
       <w:r>
-        <w:t>my_random</w:t>
-      </w:r>
-      <w:proofErr w:type="spellEnd"/>
-      <w:r>
-        <w:t xml:space="preserve">() принимает верхнюю границу диапазона и возвращает целое число от 0 до граница-1. Внутри неё применяется классическая мультипликативная формула RANDOM_SEED = (RANDOM_SEED * 1103515245 + 12345) % 2147483648. </w:t>
+        <w:t>my_</w:t>
+      </w:r>
+      <w:proofErr w:type="gramStart"/>
+      <w:r>
+        <w:t>random</w:t>
+      </w:r>
+      <w:proofErr w:type="spellEnd"/>
+      <w:r>
+        <w:t>(</w:t>
+      </w:r>
+      <w:proofErr w:type="gramEnd"/>
+      <w:r>
+        <w:t xml:space="preserve">) принимает верхнюю границу диапазона и возвращает целое число от 0 до граница-1. Внутри неё применяется классическая мультипликативная формула RANDOM_SEED = (RANDOM_SEED * 1103515245 + 12345) % 2147483648. </w:t>
       </w:r>
       <w:r>
         <w:t xml:space="preserve">Зерно обновляется </w:t>
@@ -2181,12 +1879,17 @@
         <w:t>Третий модуль, функция </w:t>
       </w:r>
       <w:proofErr w:type="spellStart"/>
+      <w:proofErr w:type="gramStart"/>
       <w:r>
         <w:t>main</w:t>
       </w:r>
       <w:proofErr w:type="spellEnd"/>
       <w:r>
-        <w:t>(), является центральным управляющим блоком. Она последовательно выполняет инициализацию терминала (получение размеров окна через </w:t>
+        <w:t>(</w:t>
+      </w:r>
+      <w:proofErr w:type="gramEnd"/>
+      <w:r>
+        <w:t>), является центральным управляющим блоком. Она последовательно выполняет инициализацию терминала (получение размеров окна через </w:t>
       </w:r>
       <w:proofErr w:type="spellStart"/>
       <w:r>
@@ -2238,11 +1941,19 @@
       </w:r>
       <w:proofErr w:type="spellStart"/>
       <w:r>
-        <w:t>my_random</w:t>
-      </w:r>
-      <w:proofErr w:type="spellEnd"/>
-      <w:r>
-        <w:t>() и с учётом границ терминала. Третий, </w:t>
+        <w:t>my_</w:t>
+      </w:r>
+      <w:proofErr w:type="gramStart"/>
+      <w:r>
+        <w:t>random</w:t>
+      </w:r>
+      <w:proofErr w:type="spellEnd"/>
+      <w:r>
+        <w:t>(</w:t>
+      </w:r>
+      <w:proofErr w:type="gramEnd"/>
+      <w:r>
+        <w:t>) и с учётом границ терминала. Третий, </w:t>
       </w:r>
       <w:proofErr w:type="spellStart"/>
       <w:r>
@@ -2266,7 +1977,15 @@
       </w:r>
       <w:proofErr w:type="spellEnd"/>
       <w:r>
-        <w:t xml:space="preserve"> +"%H:%M:%S", каждый его символ </w:t>
+        <w:t xml:space="preserve"> +"%</w:t>
+      </w:r>
+      <w:proofErr w:type="gramStart"/>
+      <w:r>
+        <w:t>H:%</w:t>
+      </w:r>
+      <w:proofErr w:type="gramEnd"/>
+      <w:r>
+        <w:t xml:space="preserve">M:%S", каждый его символ </w:t>
       </w:r>
       <w:proofErr w:type="spellStart"/>
       <w:r>
@@ -2284,7 +2003,15 @@
         </w:rPr>
       </w:pPr>
       <w:r>
-        <w:t>Четвёртый модуль отвечает за корректное взаимодействие со средой выполнения. Программа начинается с строки #!/bin/bash, явно указывающей на интерпретатор. Критически важным является блок обработки прерываний в </w:t>
+        <w:t>Четвёртый модуль отвечает за корректное взаимодействие со средой выполнения. Программа начинается с строки </w:t>
+      </w:r>
+      <w:proofErr w:type="gramStart"/>
+      <w:r>
+        <w:t>#!/</w:t>
+      </w:r>
+      <w:proofErr w:type="gramEnd"/>
+      <w:r>
+        <w:t>bin/bash, явно указывающей на интерпретатор. Критически важным является блок обработки прерываний в </w:t>
       </w:r>
       <w:proofErr w:type="spellStart"/>
       <w:r>
@@ -2360,7 +2087,25 @@
           <w:color w:val="000000"/>
           <w:szCs w:val="28"/>
         </w:rPr>
-        <w:t>При запуске программа инициализирует собственный генератор случайных чисел на основе текущего системного времени, получает размеры окна терминала, отключает отображение курсора и перехватывает сигналы завершения для корректного восстановления состояния терминала. В консоли мгновенно отображается начальный экран с крупными ASCII-часами, показывающими текущее системное время в формате ЧЧ:ММ:СС. Позиция часов на экране определяется первым срабатыванием генератора случайных чисел.</w:t>
+        <w:t xml:space="preserve">При запуске программа инициализирует собственный генератор случайных чисел на основе текущего системного времени, получает размеры окна терминала, отключает отображение курсора и перехватывает сигналы завершения для корректного восстановления состояния терминала. В консоли мгновенно отображается начальный экран с крупными ASCII-часами, показывающими текущее системное время в формате </w:t>
+      </w:r>
+      <w:proofErr w:type="gramStart"/>
+      <w:r>
+        <w:rPr>
+          <w:bCs/>
+          <w:color w:val="000000"/>
+          <w:szCs w:val="28"/>
+        </w:rPr>
+        <w:t>ЧЧ:ММ</w:t>
+      </w:r>
+      <w:proofErr w:type="gramEnd"/>
+      <w:r>
+        <w:rPr>
+          <w:bCs/>
+          <w:color w:val="000000"/>
+          <w:szCs w:val="28"/>
+        </w:rPr>
+        <w:t>:СС. Позиция часов на экране определяется первым срабатыванием генератора случайных чисел.</w:t>
       </w:r>
     </w:p>
     <w:p>
@@ -2928,13 +2673,23 @@
           <w:lang w:val="en-US"/>
         </w:rPr>
       </w:pPr>
-      <w:r>
-        <w:rPr>
-          <w:rFonts w:ascii="Courier New" w:hAnsi="Courier New" w:cs="Courier New"/>
-          <w:sz w:val="24"/>
-          <w:lang w:val="en-US"/>
-        </w:rPr>
-        <w:t>#!/bin/bash</w:t>
+      <w:proofErr w:type="gramStart"/>
+      <w:r>
+        <w:rPr>
+          <w:rFonts w:ascii="Courier New" w:hAnsi="Courier New" w:cs="Courier New"/>
+          <w:sz w:val="24"/>
+          <w:lang w:val="en-US"/>
+        </w:rPr>
+        <w:t>#!/</w:t>
+      </w:r>
+      <w:proofErr w:type="gramEnd"/>
+      <w:r>
+        <w:rPr>
+          <w:rFonts w:ascii="Courier New" w:hAnsi="Courier New" w:cs="Courier New"/>
+          <w:sz w:val="24"/>
+          <w:lang w:val="en-US"/>
+        </w:rPr>
+        <w:t>bin/bash</w:t>
       </w:r>
     </w:p>
     <w:p>
@@ -3014,77 +2769,2012 @@
           <w:sz w:val="24"/>
           <w:lang w:val="en-US"/>
         </w:rPr>
+        <w:t>init_</w:t>
+      </w:r>
+      <w:proofErr w:type="gramStart"/>
+      <w:r>
+        <w:rPr>
+          <w:rFonts w:ascii="Courier New" w:hAnsi="Courier New" w:cs="Courier New"/>
+          <w:sz w:val="24"/>
+          <w:lang w:val="en-US"/>
+        </w:rPr>
+        <w:t>generator</w:t>
+      </w:r>
+      <w:proofErr w:type="spellEnd"/>
+      <w:r>
+        <w:rPr>
+          <w:rFonts w:ascii="Courier New" w:hAnsi="Courier New" w:cs="Courier New"/>
+          <w:sz w:val="24"/>
+          <w:lang w:val="en-US"/>
+        </w:rPr>
+        <w:t>(</w:t>
+      </w:r>
+      <w:proofErr w:type="gramEnd"/>
+      <w:r>
+        <w:rPr>
+          <w:rFonts w:ascii="Courier New" w:hAnsi="Courier New" w:cs="Courier New"/>
+          <w:sz w:val="24"/>
+          <w:lang w:val="en-US"/>
+        </w:rPr>
+        <w:t>) {</w:t>
+      </w:r>
+    </w:p>
+    <w:p>
+      <w:pPr>
+        <w:ind w:firstLine="0"/>
+        <w:jc w:val="left"/>
+        <w:rPr>
+          <w:rFonts w:ascii="Courier New" w:hAnsi="Courier New" w:cs="Courier New"/>
+          <w:sz w:val="24"/>
+          <w:lang w:val="en-US"/>
+        </w:rPr>
+      </w:pPr>
+      <w:r>
+        <w:rPr>
+          <w:rFonts w:ascii="Courier New" w:hAnsi="Courier New" w:cs="Courier New"/>
+          <w:sz w:val="24"/>
+          <w:lang w:val="en-US"/>
+        </w:rPr>
+        <w:t xml:space="preserve">    RANDOM_SEED=$(date +%s)</w:t>
+      </w:r>
+    </w:p>
+    <w:p>
+      <w:pPr>
+        <w:ind w:firstLine="0"/>
+        <w:jc w:val="left"/>
+        <w:rPr>
+          <w:rFonts w:ascii="Courier New" w:hAnsi="Courier New" w:cs="Courier New"/>
+          <w:sz w:val="24"/>
+          <w:lang w:val="en-US"/>
+        </w:rPr>
+      </w:pPr>
+      <w:r>
+        <w:rPr>
+          <w:rFonts w:ascii="Courier New" w:hAnsi="Courier New" w:cs="Courier New"/>
+          <w:sz w:val="24"/>
+          <w:lang w:val="en-US"/>
+        </w:rPr>
+        <w:t>}</w:t>
+      </w:r>
+    </w:p>
+    <w:p>
+      <w:pPr>
+        <w:ind w:firstLine="0"/>
+        <w:jc w:val="left"/>
+        <w:rPr>
+          <w:rFonts w:ascii="Courier New" w:hAnsi="Courier New" w:cs="Courier New"/>
+          <w:sz w:val="24"/>
+          <w:lang w:val="en-US"/>
+        </w:rPr>
+      </w:pPr>
+    </w:p>
+    <w:p>
+      <w:pPr>
+        <w:ind w:firstLine="0"/>
+        <w:jc w:val="left"/>
+        <w:rPr>
+          <w:rFonts w:ascii="Courier New" w:hAnsi="Courier New" w:cs="Courier New"/>
+          <w:sz w:val="24"/>
+          <w:lang w:val="en-US"/>
+        </w:rPr>
+      </w:pPr>
+      <w:proofErr w:type="spellStart"/>
+      <w:r>
+        <w:rPr>
+          <w:rFonts w:ascii="Courier New" w:hAnsi="Courier New" w:cs="Courier New"/>
+          <w:sz w:val="24"/>
+          <w:lang w:val="en-US"/>
+        </w:rPr>
+        <w:t>my_</w:t>
+      </w:r>
+      <w:proofErr w:type="gramStart"/>
+      <w:r>
+        <w:rPr>
+          <w:rFonts w:ascii="Courier New" w:hAnsi="Courier New" w:cs="Courier New"/>
+          <w:sz w:val="24"/>
+          <w:lang w:val="en-US"/>
+        </w:rPr>
+        <w:t>random</w:t>
+      </w:r>
+      <w:proofErr w:type="spellEnd"/>
+      <w:r>
+        <w:rPr>
+          <w:rFonts w:ascii="Courier New" w:hAnsi="Courier New" w:cs="Courier New"/>
+          <w:sz w:val="24"/>
+          <w:lang w:val="en-US"/>
+        </w:rPr>
+        <w:t>(</w:t>
+      </w:r>
+      <w:proofErr w:type="gramEnd"/>
+      <w:r>
+        <w:rPr>
+          <w:rFonts w:ascii="Courier New" w:hAnsi="Courier New" w:cs="Courier New"/>
+          <w:sz w:val="24"/>
+          <w:lang w:val="en-US"/>
+        </w:rPr>
+        <w:t>) {</w:t>
+      </w:r>
+    </w:p>
+    <w:p>
+      <w:pPr>
+        <w:ind w:firstLine="0"/>
+        <w:jc w:val="left"/>
+        <w:rPr>
+          <w:rFonts w:ascii="Courier New" w:hAnsi="Courier New" w:cs="Courier New"/>
+          <w:sz w:val="24"/>
+          <w:lang w:val="en-US"/>
+        </w:rPr>
+      </w:pPr>
+      <w:r>
+        <w:rPr>
+          <w:rFonts w:ascii="Courier New" w:hAnsi="Courier New" w:cs="Courier New"/>
+          <w:sz w:val="24"/>
+          <w:lang w:val="en-US"/>
+        </w:rPr>
+        <w:t xml:space="preserve">    # Multiplicative algorithm</w:t>
+      </w:r>
+    </w:p>
+    <w:p>
+      <w:pPr>
+        <w:ind w:firstLine="0"/>
+        <w:jc w:val="left"/>
+        <w:rPr>
+          <w:rFonts w:ascii="Courier New" w:hAnsi="Courier New" w:cs="Courier New"/>
+          <w:sz w:val="24"/>
+          <w:lang w:val="en-US"/>
+        </w:rPr>
+      </w:pPr>
+      <w:r>
+        <w:rPr>
+          <w:rFonts w:ascii="Courier New" w:hAnsi="Courier New" w:cs="Courier New"/>
+          <w:sz w:val="24"/>
+          <w:lang w:val="en-US"/>
+        </w:rPr>
+        <w:t xml:space="preserve">    RANDOM_SEED=$</w:t>
+      </w:r>
+      <w:proofErr w:type="gramStart"/>
+      <w:r>
+        <w:rPr>
+          <w:rFonts w:ascii="Courier New" w:hAnsi="Courier New" w:cs="Courier New"/>
+          <w:sz w:val="24"/>
+          <w:lang w:val="en-US"/>
+        </w:rPr>
+        <w:t>(( (</w:t>
+      </w:r>
+      <w:proofErr w:type="gramEnd"/>
+      <w:r>
+        <w:rPr>
+          <w:rFonts w:ascii="Courier New" w:hAnsi="Courier New" w:cs="Courier New"/>
+          <w:sz w:val="24"/>
+          <w:lang w:val="en-US"/>
+        </w:rPr>
+        <w:t>RANDOM_SEED * 1103515245 + 12345) % 2147483648 ))</w:t>
+      </w:r>
+    </w:p>
+    <w:p>
+      <w:pPr>
+        <w:ind w:firstLine="0"/>
+        <w:jc w:val="left"/>
+        <w:rPr>
+          <w:rFonts w:ascii="Courier New" w:hAnsi="Courier New" w:cs="Courier New"/>
+          <w:sz w:val="24"/>
+          <w:lang w:val="en-US"/>
+        </w:rPr>
+      </w:pPr>
+      <w:r>
+        <w:rPr>
+          <w:rFonts w:ascii="Courier New" w:hAnsi="Courier New" w:cs="Courier New"/>
+          <w:sz w:val="24"/>
+          <w:lang w:val="en-US"/>
+        </w:rPr>
+        <w:t xml:space="preserve">    echo $</w:t>
+      </w:r>
+      <w:proofErr w:type="gramStart"/>
+      <w:r>
+        <w:rPr>
+          <w:rFonts w:ascii="Courier New" w:hAnsi="Courier New" w:cs="Courier New"/>
+          <w:sz w:val="24"/>
+          <w:lang w:val="en-US"/>
+        </w:rPr>
+        <w:t>(( RANDOM</w:t>
+      </w:r>
+      <w:proofErr w:type="gramEnd"/>
+      <w:r>
+        <w:rPr>
+          <w:rFonts w:ascii="Courier New" w:hAnsi="Courier New" w:cs="Courier New"/>
+          <w:sz w:val="24"/>
+          <w:lang w:val="en-US"/>
+        </w:rPr>
+        <w:t>_SEED % $1 ))</w:t>
+      </w:r>
+    </w:p>
+    <w:p>
+      <w:pPr>
+        <w:ind w:firstLine="0"/>
+        <w:jc w:val="left"/>
+        <w:rPr>
+          <w:rFonts w:ascii="Courier New" w:hAnsi="Courier New" w:cs="Courier New"/>
+          <w:sz w:val="24"/>
+          <w:lang w:val="en-US"/>
+        </w:rPr>
+      </w:pPr>
+      <w:r>
+        <w:rPr>
+          <w:rFonts w:ascii="Courier New" w:hAnsi="Courier New" w:cs="Courier New"/>
+          <w:sz w:val="24"/>
+          <w:lang w:val="en-US"/>
+        </w:rPr>
+        <w:t>}</w:t>
+      </w:r>
+    </w:p>
+    <w:p>
+      <w:pPr>
+        <w:ind w:firstLine="0"/>
+        <w:jc w:val="left"/>
+        <w:rPr>
+          <w:rFonts w:ascii="Courier New" w:hAnsi="Courier New" w:cs="Courier New"/>
+          <w:sz w:val="24"/>
+          <w:lang w:val="en-US"/>
+        </w:rPr>
+      </w:pPr>
+    </w:p>
+    <w:p>
+      <w:pPr>
+        <w:ind w:firstLine="0"/>
+        <w:jc w:val="left"/>
+        <w:rPr>
+          <w:rFonts w:ascii="Courier New" w:hAnsi="Courier New" w:cs="Courier New"/>
+          <w:sz w:val="24"/>
+          <w:lang w:val="en-US"/>
+        </w:rPr>
+      </w:pPr>
+      <w:r>
+        <w:rPr>
+          <w:rFonts w:ascii="Courier New" w:hAnsi="Courier New" w:cs="Courier New"/>
+          <w:sz w:val="24"/>
+          <w:lang w:val="en-US"/>
+        </w:rPr>
+        <w:t># DIGITS 7x5 (very readable)</w:t>
+      </w:r>
+    </w:p>
+    <w:p>
+      <w:pPr>
+        <w:ind w:firstLine="0"/>
+        <w:jc w:val="left"/>
+        <w:rPr>
+          <w:rFonts w:ascii="Courier New" w:hAnsi="Courier New" w:cs="Courier New"/>
+          <w:sz w:val="24"/>
+          <w:lang w:val="en-US"/>
+        </w:rPr>
+      </w:pPr>
+      <w:r>
+        <w:rPr>
+          <w:rFonts w:ascii="Courier New" w:hAnsi="Courier New" w:cs="Courier New"/>
+          <w:sz w:val="24"/>
+          <w:lang w:val="en-US"/>
+        </w:rPr>
+        <w:t>declare -A DIGIT</w:t>
+      </w:r>
+    </w:p>
+    <w:p>
+      <w:pPr>
+        <w:ind w:firstLine="0"/>
+        <w:jc w:val="left"/>
+        <w:rPr>
+          <w:rFonts w:ascii="Courier New" w:hAnsi="Courier New" w:cs="Courier New"/>
+          <w:sz w:val="24"/>
+          <w:lang w:val="en-US"/>
+        </w:rPr>
+      </w:pPr>
+    </w:p>
+    <w:p>
+      <w:pPr>
+        <w:ind w:firstLine="0"/>
+        <w:jc w:val="left"/>
+        <w:rPr>
+          <w:rFonts w:ascii="Courier New" w:hAnsi="Courier New" w:cs="Courier New"/>
+          <w:sz w:val="24"/>
+          <w:lang w:val="en-US"/>
+        </w:rPr>
+      </w:pPr>
+      <w:proofErr w:type="gramStart"/>
+      <w:r>
+        <w:rPr>
+          <w:rFonts w:ascii="Courier New" w:hAnsi="Courier New" w:cs="Courier New"/>
+          <w:sz w:val="24"/>
+          <w:lang w:val="en-US"/>
+        </w:rPr>
+        <w:t>DIGIT[</w:t>
+      </w:r>
+      <w:proofErr w:type="gramEnd"/>
+      <w:r>
+        <w:rPr>
+          <w:rFonts w:ascii="Courier New" w:hAnsi="Courier New" w:cs="Courier New"/>
+          <w:sz w:val="24"/>
+          <w:lang w:val="en-US"/>
+        </w:rPr>
+        <w:t xml:space="preserve">0]="  ###  </w:t>
+      </w:r>
+    </w:p>
+    <w:p>
+      <w:pPr>
+        <w:ind w:firstLine="0"/>
+        <w:jc w:val="left"/>
+        <w:rPr>
+          <w:rFonts w:ascii="Courier New" w:hAnsi="Courier New" w:cs="Courier New"/>
+          <w:sz w:val="24"/>
+          <w:lang w:val="en-US"/>
+        </w:rPr>
+      </w:pPr>
+      <w:r>
+        <w:rPr>
+          <w:rFonts w:ascii="Courier New" w:hAnsi="Courier New" w:cs="Courier New"/>
+          <w:sz w:val="24"/>
+          <w:lang w:val="en-US"/>
+        </w:rPr>
+        <w:t xml:space="preserve"> #   # </w:t>
+      </w:r>
+    </w:p>
+    <w:p>
+      <w:pPr>
+        <w:ind w:firstLine="0"/>
+        <w:jc w:val="left"/>
+        <w:rPr>
+          <w:rFonts w:ascii="Courier New" w:hAnsi="Courier New" w:cs="Courier New"/>
+          <w:sz w:val="24"/>
+          <w:lang w:val="en-US"/>
+        </w:rPr>
+      </w:pPr>
+      <w:r>
+        <w:rPr>
+          <w:rFonts w:ascii="Courier New" w:hAnsi="Courier New" w:cs="Courier New"/>
+          <w:sz w:val="24"/>
+          <w:lang w:val="en-US"/>
+        </w:rPr>
+        <w:t xml:space="preserve"> #   # </w:t>
+      </w:r>
+    </w:p>
+    <w:p>
+      <w:pPr>
+        <w:ind w:firstLine="0"/>
+        <w:jc w:val="left"/>
+        <w:rPr>
+          <w:rFonts w:ascii="Courier New" w:hAnsi="Courier New" w:cs="Courier New"/>
+          <w:sz w:val="24"/>
+          <w:lang w:val="en-US"/>
+        </w:rPr>
+      </w:pPr>
+      <w:r>
+        <w:rPr>
+          <w:rFonts w:ascii="Courier New" w:hAnsi="Courier New" w:cs="Courier New"/>
+          <w:sz w:val="24"/>
+          <w:lang w:val="en-US"/>
+        </w:rPr>
+        <w:t xml:space="preserve"> #   # </w:t>
+      </w:r>
+    </w:p>
+    <w:p>
+      <w:pPr>
+        <w:ind w:firstLine="0"/>
+        <w:jc w:val="left"/>
+        <w:rPr>
+          <w:rFonts w:ascii="Courier New" w:hAnsi="Courier New" w:cs="Courier New"/>
+          <w:sz w:val="24"/>
+          <w:lang w:val="en-US"/>
+        </w:rPr>
+      </w:pPr>
+      <w:r>
+        <w:rPr>
+          <w:rFonts w:ascii="Courier New" w:hAnsi="Courier New" w:cs="Courier New"/>
+          <w:sz w:val="24"/>
+          <w:lang w:val="en-US"/>
+        </w:rPr>
+        <w:t xml:space="preserve">  ###  "</w:t>
+      </w:r>
+    </w:p>
+    <w:p>
+      <w:pPr>
+        <w:ind w:firstLine="0"/>
+        <w:jc w:val="left"/>
+        <w:rPr>
+          <w:rFonts w:ascii="Courier New" w:hAnsi="Courier New" w:cs="Courier New"/>
+          <w:sz w:val="24"/>
+          <w:lang w:val="en-US"/>
+        </w:rPr>
+      </w:pPr>
+    </w:p>
+    <w:p>
+      <w:pPr>
+        <w:ind w:firstLine="0"/>
+        <w:jc w:val="left"/>
+        <w:rPr>
+          <w:rFonts w:ascii="Courier New" w:hAnsi="Courier New" w:cs="Courier New"/>
+          <w:sz w:val="24"/>
+          <w:lang w:val="en-US"/>
+        </w:rPr>
+      </w:pPr>
+      <w:proofErr w:type="gramStart"/>
+      <w:r>
+        <w:rPr>
+          <w:rFonts w:ascii="Courier New" w:hAnsi="Courier New" w:cs="Courier New"/>
+          <w:sz w:val="24"/>
+          <w:lang w:val="en-US"/>
+        </w:rPr>
+        <w:t>DIGIT[</w:t>
+      </w:r>
+      <w:proofErr w:type="gramEnd"/>
+      <w:r>
+        <w:rPr>
+          <w:rFonts w:ascii="Courier New" w:hAnsi="Courier New" w:cs="Courier New"/>
+          <w:sz w:val="24"/>
+          <w:lang w:val="en-US"/>
+        </w:rPr>
+        <w:t xml:space="preserve">1]="   #   </w:t>
+      </w:r>
+    </w:p>
+    <w:p>
+      <w:pPr>
+        <w:ind w:firstLine="0"/>
+        <w:jc w:val="left"/>
+        <w:rPr>
+          <w:rFonts w:ascii="Courier New" w:hAnsi="Courier New" w:cs="Courier New"/>
+          <w:sz w:val="24"/>
+          <w:lang w:val="en-US"/>
+        </w:rPr>
+      </w:pPr>
+      <w:r>
+        <w:rPr>
+          <w:rFonts w:ascii="Courier New" w:hAnsi="Courier New" w:cs="Courier New"/>
+          <w:sz w:val="24"/>
+          <w:lang w:val="en-US"/>
+        </w:rPr>
+        <w:t xml:space="preserve">  ##   </w:t>
+      </w:r>
+    </w:p>
+    <w:p>
+      <w:pPr>
+        <w:ind w:firstLine="0"/>
+        <w:jc w:val="left"/>
+        <w:rPr>
+          <w:rFonts w:ascii="Courier New" w:hAnsi="Courier New" w:cs="Courier New"/>
+          <w:sz w:val="24"/>
+          <w:lang w:val="en-US"/>
+        </w:rPr>
+      </w:pPr>
+      <w:r>
+        <w:rPr>
+          <w:rFonts w:ascii="Courier New" w:hAnsi="Courier New" w:cs="Courier New"/>
+          <w:sz w:val="24"/>
+          <w:lang w:val="en-US"/>
+        </w:rPr>
+        <w:t xml:space="preserve">   #   </w:t>
+      </w:r>
+    </w:p>
+    <w:p>
+      <w:pPr>
+        <w:ind w:firstLine="0"/>
+        <w:jc w:val="left"/>
+        <w:rPr>
+          <w:rFonts w:ascii="Courier New" w:hAnsi="Courier New" w:cs="Courier New"/>
+          <w:sz w:val="24"/>
+          <w:lang w:val="en-US"/>
+        </w:rPr>
+      </w:pPr>
+      <w:r>
+        <w:rPr>
+          <w:rFonts w:ascii="Courier New" w:hAnsi="Courier New" w:cs="Courier New"/>
+          <w:sz w:val="24"/>
+          <w:lang w:val="en-US"/>
+        </w:rPr>
+        <w:t xml:space="preserve">   #   </w:t>
+      </w:r>
+    </w:p>
+    <w:p>
+      <w:pPr>
+        <w:ind w:firstLine="0"/>
+        <w:jc w:val="left"/>
+        <w:rPr>
+          <w:rFonts w:ascii="Courier New" w:hAnsi="Courier New" w:cs="Courier New"/>
+          <w:sz w:val="24"/>
+          <w:lang w:val="en-US"/>
+        </w:rPr>
+      </w:pPr>
+      <w:r>
+        <w:rPr>
+          <w:rFonts w:ascii="Courier New" w:hAnsi="Courier New" w:cs="Courier New"/>
+          <w:sz w:val="24"/>
+          <w:lang w:val="en-US"/>
+        </w:rPr>
+        <w:t xml:space="preserve"> ##### "</w:t>
+      </w:r>
+    </w:p>
+    <w:p>
+      <w:pPr>
+        <w:ind w:firstLine="0"/>
+        <w:jc w:val="left"/>
+        <w:rPr>
+          <w:rFonts w:ascii="Courier New" w:hAnsi="Courier New" w:cs="Courier New"/>
+          <w:sz w:val="24"/>
+          <w:lang w:val="en-US"/>
+        </w:rPr>
+      </w:pPr>
+    </w:p>
+    <w:p>
+      <w:pPr>
+        <w:ind w:firstLine="0"/>
+        <w:jc w:val="left"/>
+        <w:rPr>
+          <w:rFonts w:ascii="Courier New" w:hAnsi="Courier New" w:cs="Courier New"/>
+          <w:sz w:val="24"/>
+          <w:lang w:val="en-US"/>
+        </w:rPr>
+      </w:pPr>
+      <w:proofErr w:type="gramStart"/>
+      <w:r>
+        <w:rPr>
+          <w:rFonts w:ascii="Courier New" w:hAnsi="Courier New" w:cs="Courier New"/>
+          <w:sz w:val="24"/>
+          <w:lang w:val="en-US"/>
+        </w:rPr>
+        <w:t>DIGIT[</w:t>
+      </w:r>
+      <w:proofErr w:type="gramEnd"/>
+      <w:r>
+        <w:rPr>
+          <w:rFonts w:ascii="Courier New" w:hAnsi="Courier New" w:cs="Courier New"/>
+          <w:sz w:val="24"/>
+          <w:lang w:val="en-US"/>
+        </w:rPr>
+        <w:t xml:space="preserve">2]="  ###  </w:t>
+      </w:r>
+    </w:p>
+    <w:p>
+      <w:pPr>
+        <w:ind w:firstLine="0"/>
+        <w:jc w:val="left"/>
+        <w:rPr>
+          <w:rFonts w:ascii="Courier New" w:hAnsi="Courier New" w:cs="Courier New"/>
+          <w:sz w:val="24"/>
+          <w:lang w:val="en-US"/>
+        </w:rPr>
+      </w:pPr>
+      <w:r>
+        <w:rPr>
+          <w:rFonts w:ascii="Courier New" w:hAnsi="Courier New" w:cs="Courier New"/>
+          <w:sz w:val="24"/>
+          <w:lang w:val="en-US"/>
+        </w:rPr>
+        <w:t xml:space="preserve"> #   # </w:t>
+      </w:r>
+    </w:p>
+    <w:p>
+      <w:pPr>
+        <w:ind w:firstLine="0"/>
+        <w:jc w:val="left"/>
+        <w:rPr>
+          <w:rFonts w:ascii="Courier New" w:hAnsi="Courier New" w:cs="Courier New"/>
+          <w:sz w:val="24"/>
+          <w:lang w:val="en-US"/>
+        </w:rPr>
+      </w:pPr>
+      <w:r>
+        <w:rPr>
+          <w:rFonts w:ascii="Courier New" w:hAnsi="Courier New" w:cs="Courier New"/>
+          <w:sz w:val="24"/>
+          <w:lang w:val="en-US"/>
+        </w:rPr>
+        <w:t xml:space="preserve">    #  </w:t>
+      </w:r>
+    </w:p>
+    <w:p>
+      <w:pPr>
+        <w:ind w:firstLine="0"/>
+        <w:jc w:val="left"/>
+        <w:rPr>
+          <w:rFonts w:ascii="Courier New" w:hAnsi="Courier New" w:cs="Courier New"/>
+          <w:sz w:val="24"/>
+          <w:lang w:val="en-US"/>
+        </w:rPr>
+      </w:pPr>
+      <w:r>
+        <w:rPr>
+          <w:rFonts w:ascii="Courier New" w:hAnsi="Courier New" w:cs="Courier New"/>
+          <w:sz w:val="24"/>
+          <w:lang w:val="en-US"/>
+        </w:rPr>
+        <w:t xml:space="preserve">   #   </w:t>
+      </w:r>
+    </w:p>
+    <w:p>
+      <w:pPr>
+        <w:ind w:firstLine="0"/>
+        <w:jc w:val="left"/>
+        <w:rPr>
+          <w:rFonts w:ascii="Courier New" w:hAnsi="Courier New" w:cs="Courier New"/>
+          <w:sz w:val="24"/>
+          <w:lang w:val="en-US"/>
+        </w:rPr>
+      </w:pPr>
+      <w:r>
+        <w:rPr>
+          <w:rFonts w:ascii="Courier New" w:hAnsi="Courier New" w:cs="Courier New"/>
+          <w:sz w:val="24"/>
+          <w:lang w:val="en-US"/>
+        </w:rPr>
+        <w:t xml:space="preserve"> ##### "</w:t>
+      </w:r>
+    </w:p>
+    <w:p>
+      <w:pPr>
+        <w:ind w:firstLine="0"/>
+        <w:jc w:val="left"/>
+        <w:rPr>
+          <w:rFonts w:ascii="Courier New" w:hAnsi="Courier New" w:cs="Courier New"/>
+          <w:sz w:val="24"/>
+          <w:lang w:val="en-US"/>
+        </w:rPr>
+      </w:pPr>
+    </w:p>
+    <w:p>
+      <w:pPr>
+        <w:ind w:firstLine="0"/>
+        <w:jc w:val="left"/>
+        <w:rPr>
+          <w:rFonts w:ascii="Courier New" w:hAnsi="Courier New" w:cs="Courier New"/>
+          <w:sz w:val="24"/>
+          <w:lang w:val="en-US"/>
+        </w:rPr>
+      </w:pPr>
+      <w:proofErr w:type="gramStart"/>
+      <w:r>
+        <w:rPr>
+          <w:rFonts w:ascii="Courier New" w:hAnsi="Courier New" w:cs="Courier New"/>
+          <w:sz w:val="24"/>
+          <w:lang w:val="en-US"/>
+        </w:rPr>
+        <w:t>DIGIT[</w:t>
+      </w:r>
+      <w:proofErr w:type="gramEnd"/>
+      <w:r>
+        <w:rPr>
+          <w:rFonts w:ascii="Courier New" w:hAnsi="Courier New" w:cs="Courier New"/>
+          <w:sz w:val="24"/>
+          <w:lang w:val="en-US"/>
+        </w:rPr>
+        <w:t xml:space="preserve">3]="  ###  </w:t>
+      </w:r>
+    </w:p>
+    <w:p>
+      <w:pPr>
+        <w:ind w:firstLine="0"/>
+        <w:jc w:val="left"/>
+        <w:rPr>
+          <w:rFonts w:ascii="Courier New" w:hAnsi="Courier New" w:cs="Courier New"/>
+          <w:sz w:val="24"/>
+          <w:lang w:val="en-US"/>
+        </w:rPr>
+      </w:pPr>
+      <w:r>
+        <w:rPr>
+          <w:rFonts w:ascii="Courier New" w:hAnsi="Courier New" w:cs="Courier New"/>
+          <w:sz w:val="24"/>
+          <w:lang w:val="en-US"/>
+        </w:rPr>
+        <w:t xml:space="preserve"> #   # </w:t>
+      </w:r>
+    </w:p>
+    <w:p>
+      <w:pPr>
+        <w:ind w:firstLine="0"/>
+        <w:jc w:val="left"/>
+        <w:rPr>
+          <w:rFonts w:ascii="Courier New" w:hAnsi="Courier New" w:cs="Courier New"/>
+          <w:sz w:val="24"/>
+          <w:lang w:val="en-US"/>
+        </w:rPr>
+      </w:pPr>
+      <w:r>
+        <w:rPr>
+          <w:rFonts w:ascii="Courier New" w:hAnsi="Courier New" w:cs="Courier New"/>
+          <w:sz w:val="24"/>
+          <w:lang w:val="en-US"/>
+        </w:rPr>
+        <w:t xml:space="preserve">   ##  </w:t>
+      </w:r>
+    </w:p>
+    <w:p>
+      <w:pPr>
+        <w:ind w:firstLine="0"/>
+        <w:jc w:val="left"/>
+        <w:rPr>
+          <w:rFonts w:ascii="Courier New" w:hAnsi="Courier New" w:cs="Courier New"/>
+          <w:sz w:val="24"/>
+          <w:lang w:val="en-US"/>
+        </w:rPr>
+      </w:pPr>
+      <w:r>
+        <w:rPr>
+          <w:rFonts w:ascii="Courier New" w:hAnsi="Courier New" w:cs="Courier New"/>
+          <w:sz w:val="24"/>
+          <w:lang w:val="en-US"/>
+        </w:rPr>
+        <w:t xml:space="preserve"> #   # </w:t>
+      </w:r>
+    </w:p>
+    <w:p>
+      <w:pPr>
+        <w:ind w:firstLine="0"/>
+        <w:jc w:val="left"/>
+        <w:rPr>
+          <w:rFonts w:ascii="Courier New" w:hAnsi="Courier New" w:cs="Courier New"/>
+          <w:sz w:val="24"/>
+          <w:lang w:val="en-US"/>
+        </w:rPr>
+      </w:pPr>
+      <w:r>
+        <w:rPr>
+          <w:rFonts w:ascii="Courier New" w:hAnsi="Courier New" w:cs="Courier New"/>
+          <w:sz w:val="24"/>
+          <w:lang w:val="en-US"/>
+        </w:rPr>
+        <w:t xml:space="preserve">  ###  "</w:t>
+      </w:r>
+    </w:p>
+    <w:p>
+      <w:pPr>
+        <w:ind w:firstLine="0"/>
+        <w:jc w:val="left"/>
+        <w:rPr>
+          <w:rFonts w:ascii="Courier New" w:hAnsi="Courier New" w:cs="Courier New"/>
+          <w:sz w:val="24"/>
+          <w:lang w:val="en-US"/>
+        </w:rPr>
+      </w:pPr>
+    </w:p>
+    <w:p>
+      <w:pPr>
+        <w:ind w:firstLine="0"/>
+        <w:jc w:val="left"/>
+        <w:rPr>
+          <w:rFonts w:ascii="Courier New" w:hAnsi="Courier New" w:cs="Courier New"/>
+          <w:sz w:val="24"/>
+          <w:lang w:val="en-US"/>
+        </w:rPr>
+      </w:pPr>
+      <w:proofErr w:type="gramStart"/>
+      <w:r>
+        <w:rPr>
+          <w:rFonts w:ascii="Courier New" w:hAnsi="Courier New" w:cs="Courier New"/>
+          <w:sz w:val="24"/>
+          <w:lang w:val="en-US"/>
+        </w:rPr>
+        <w:t>DIGIT[</w:t>
+      </w:r>
+      <w:proofErr w:type="gramEnd"/>
+      <w:r>
+        <w:rPr>
+          <w:rFonts w:ascii="Courier New" w:hAnsi="Courier New" w:cs="Courier New"/>
+          <w:sz w:val="24"/>
+          <w:lang w:val="en-US"/>
+        </w:rPr>
+        <w:t xml:space="preserve">4]=" #   # </w:t>
+      </w:r>
+    </w:p>
+    <w:p>
+      <w:pPr>
+        <w:ind w:firstLine="0"/>
+        <w:jc w:val="left"/>
+        <w:rPr>
+          <w:rFonts w:ascii="Courier New" w:hAnsi="Courier New" w:cs="Courier New"/>
+          <w:sz w:val="24"/>
+          <w:lang w:val="en-US"/>
+        </w:rPr>
+      </w:pPr>
+      <w:r>
+        <w:rPr>
+          <w:rFonts w:ascii="Courier New" w:hAnsi="Courier New" w:cs="Courier New"/>
+          <w:sz w:val="24"/>
+          <w:lang w:val="en-US"/>
+        </w:rPr>
+        <w:t xml:space="preserve"> #   # </w:t>
+      </w:r>
+    </w:p>
+    <w:p>
+      <w:pPr>
+        <w:ind w:firstLine="0"/>
+        <w:jc w:val="left"/>
+        <w:rPr>
+          <w:rFonts w:ascii="Courier New" w:hAnsi="Courier New" w:cs="Courier New"/>
+          <w:sz w:val="24"/>
+          <w:lang w:val="en-US"/>
+        </w:rPr>
+      </w:pPr>
+      <w:r>
+        <w:rPr>
+          <w:rFonts w:ascii="Courier New" w:hAnsi="Courier New" w:cs="Courier New"/>
+          <w:sz w:val="24"/>
+          <w:lang w:val="en-US"/>
+        </w:rPr>
+        <w:t xml:space="preserve"> ##### </w:t>
+      </w:r>
+    </w:p>
+    <w:p>
+      <w:pPr>
+        <w:ind w:firstLine="0"/>
+        <w:jc w:val="left"/>
+        <w:rPr>
+          <w:rFonts w:ascii="Courier New" w:hAnsi="Courier New" w:cs="Courier New"/>
+          <w:sz w:val="24"/>
+          <w:lang w:val="en-US"/>
+        </w:rPr>
+      </w:pPr>
+      <w:r>
+        <w:rPr>
+          <w:rFonts w:ascii="Courier New" w:hAnsi="Courier New" w:cs="Courier New"/>
+          <w:sz w:val="24"/>
+          <w:lang w:val="en-US"/>
+        </w:rPr>
+        <w:t xml:space="preserve">     # </w:t>
+      </w:r>
+    </w:p>
+    <w:p>
+      <w:pPr>
+        <w:ind w:firstLine="0"/>
+        <w:jc w:val="left"/>
+        <w:rPr>
+          <w:rFonts w:ascii="Courier New" w:hAnsi="Courier New" w:cs="Courier New"/>
+          <w:sz w:val="24"/>
+          <w:lang w:val="en-US"/>
+        </w:rPr>
+      </w:pPr>
+      <w:r>
+        <w:rPr>
+          <w:rFonts w:ascii="Courier New" w:hAnsi="Courier New" w:cs="Courier New"/>
+          <w:sz w:val="24"/>
+          <w:lang w:val="en-US"/>
+        </w:rPr>
+        <w:t xml:space="preserve">     # "</w:t>
+      </w:r>
+    </w:p>
+    <w:p>
+      <w:pPr>
+        <w:ind w:firstLine="0"/>
+        <w:jc w:val="left"/>
+        <w:rPr>
+          <w:rFonts w:ascii="Courier New" w:hAnsi="Courier New" w:cs="Courier New"/>
+          <w:sz w:val="24"/>
+          <w:lang w:val="en-US"/>
+        </w:rPr>
+      </w:pPr>
+    </w:p>
+    <w:p>
+      <w:pPr>
+        <w:ind w:firstLine="0"/>
+        <w:jc w:val="left"/>
+        <w:rPr>
+          <w:rFonts w:ascii="Courier New" w:hAnsi="Courier New" w:cs="Courier New"/>
+          <w:sz w:val="24"/>
+          <w:lang w:val="en-US"/>
+        </w:rPr>
+      </w:pPr>
+      <w:proofErr w:type="gramStart"/>
+      <w:r>
+        <w:rPr>
+          <w:rFonts w:ascii="Courier New" w:hAnsi="Courier New" w:cs="Courier New"/>
+          <w:sz w:val="24"/>
+          <w:lang w:val="en-US"/>
+        </w:rPr>
+        <w:lastRenderedPageBreak/>
+        <w:t>DIGIT[</w:t>
+      </w:r>
+      <w:proofErr w:type="gramEnd"/>
+      <w:r>
+        <w:rPr>
+          <w:rFonts w:ascii="Courier New" w:hAnsi="Courier New" w:cs="Courier New"/>
+          <w:sz w:val="24"/>
+          <w:lang w:val="en-US"/>
+        </w:rPr>
+        <w:t xml:space="preserve">5]=" ##### </w:t>
+      </w:r>
+    </w:p>
+    <w:p>
+      <w:pPr>
+        <w:ind w:firstLine="0"/>
+        <w:jc w:val="left"/>
+        <w:rPr>
+          <w:rFonts w:ascii="Courier New" w:hAnsi="Courier New" w:cs="Courier New"/>
+          <w:sz w:val="24"/>
+          <w:lang w:val="en-US"/>
+        </w:rPr>
+      </w:pPr>
+      <w:r>
+        <w:rPr>
+          <w:rFonts w:ascii="Courier New" w:hAnsi="Courier New" w:cs="Courier New"/>
+          <w:sz w:val="24"/>
+          <w:lang w:val="en-US"/>
+        </w:rPr>
+        <w:t xml:space="preserve"> #     </w:t>
+      </w:r>
+    </w:p>
+    <w:p>
+      <w:pPr>
+        <w:ind w:firstLine="0"/>
+        <w:jc w:val="left"/>
+        <w:rPr>
+          <w:rFonts w:ascii="Courier New" w:hAnsi="Courier New" w:cs="Courier New"/>
+          <w:sz w:val="24"/>
+          <w:lang w:val="en-US"/>
+        </w:rPr>
+      </w:pPr>
+      <w:r>
+        <w:rPr>
+          <w:rFonts w:ascii="Courier New" w:hAnsi="Courier New" w:cs="Courier New"/>
+          <w:sz w:val="24"/>
+          <w:lang w:val="en-US"/>
+        </w:rPr>
+        <w:t xml:space="preserve"> ##### </w:t>
+      </w:r>
+    </w:p>
+    <w:p>
+      <w:pPr>
+        <w:ind w:firstLine="0"/>
+        <w:jc w:val="left"/>
+        <w:rPr>
+          <w:rFonts w:ascii="Courier New" w:hAnsi="Courier New" w:cs="Courier New"/>
+          <w:sz w:val="24"/>
+          <w:lang w:val="en-US"/>
+        </w:rPr>
+      </w:pPr>
+      <w:r>
+        <w:rPr>
+          <w:rFonts w:ascii="Courier New" w:hAnsi="Courier New" w:cs="Courier New"/>
+          <w:sz w:val="24"/>
+          <w:lang w:val="en-US"/>
+        </w:rPr>
+        <w:t xml:space="preserve">     # </w:t>
+      </w:r>
+    </w:p>
+    <w:p>
+      <w:pPr>
+        <w:ind w:firstLine="0"/>
+        <w:jc w:val="left"/>
+        <w:rPr>
+          <w:rFonts w:ascii="Courier New" w:hAnsi="Courier New" w:cs="Courier New"/>
+          <w:sz w:val="24"/>
+          <w:lang w:val="en-US"/>
+        </w:rPr>
+      </w:pPr>
+      <w:r>
+        <w:rPr>
+          <w:rFonts w:ascii="Courier New" w:hAnsi="Courier New" w:cs="Courier New"/>
+          <w:sz w:val="24"/>
+          <w:lang w:val="en-US"/>
+        </w:rPr>
+        <w:t xml:space="preserve"> ##### "</w:t>
+      </w:r>
+    </w:p>
+    <w:p>
+      <w:pPr>
+        <w:ind w:firstLine="0"/>
+        <w:jc w:val="left"/>
+        <w:rPr>
+          <w:rFonts w:ascii="Courier New" w:hAnsi="Courier New" w:cs="Courier New"/>
+          <w:sz w:val="24"/>
+          <w:lang w:val="en-US"/>
+        </w:rPr>
+      </w:pPr>
+    </w:p>
+    <w:p>
+      <w:pPr>
+        <w:ind w:firstLine="0"/>
+        <w:jc w:val="left"/>
+        <w:rPr>
+          <w:rFonts w:ascii="Courier New" w:hAnsi="Courier New" w:cs="Courier New"/>
+          <w:sz w:val="24"/>
+          <w:lang w:val="en-US"/>
+        </w:rPr>
+      </w:pPr>
+      <w:proofErr w:type="gramStart"/>
+      <w:r>
+        <w:rPr>
+          <w:rFonts w:ascii="Courier New" w:hAnsi="Courier New" w:cs="Courier New"/>
+          <w:sz w:val="24"/>
+          <w:lang w:val="en-US"/>
+        </w:rPr>
+        <w:t>DIGIT[</w:t>
+      </w:r>
+      <w:proofErr w:type="gramEnd"/>
+      <w:r>
+        <w:rPr>
+          <w:rFonts w:ascii="Courier New" w:hAnsi="Courier New" w:cs="Courier New"/>
+          <w:sz w:val="24"/>
+          <w:lang w:val="en-US"/>
+        </w:rPr>
+        <w:t xml:space="preserve">6]="  ###  </w:t>
+      </w:r>
+    </w:p>
+    <w:p>
+      <w:pPr>
+        <w:ind w:firstLine="0"/>
+        <w:jc w:val="left"/>
+        <w:rPr>
+          <w:rFonts w:ascii="Courier New" w:hAnsi="Courier New" w:cs="Courier New"/>
+          <w:sz w:val="24"/>
+          <w:lang w:val="en-US"/>
+        </w:rPr>
+      </w:pPr>
+      <w:r>
+        <w:rPr>
+          <w:rFonts w:ascii="Courier New" w:hAnsi="Courier New" w:cs="Courier New"/>
+          <w:sz w:val="24"/>
+          <w:lang w:val="en-US"/>
+        </w:rPr>
+        <w:t xml:space="preserve"> #     </w:t>
+      </w:r>
+    </w:p>
+    <w:p>
+      <w:pPr>
+        <w:ind w:firstLine="0"/>
+        <w:jc w:val="left"/>
+        <w:rPr>
+          <w:rFonts w:ascii="Courier New" w:hAnsi="Courier New" w:cs="Courier New"/>
+          <w:sz w:val="24"/>
+          <w:lang w:val="en-US"/>
+        </w:rPr>
+      </w:pPr>
+      <w:r>
+        <w:rPr>
+          <w:rFonts w:ascii="Courier New" w:hAnsi="Courier New" w:cs="Courier New"/>
+          <w:sz w:val="24"/>
+          <w:lang w:val="en-US"/>
+        </w:rPr>
+        <w:t xml:space="preserve"> ####  </w:t>
+      </w:r>
+    </w:p>
+    <w:p>
+      <w:pPr>
+        <w:ind w:firstLine="0"/>
+        <w:jc w:val="left"/>
+        <w:rPr>
+          <w:rFonts w:ascii="Courier New" w:hAnsi="Courier New" w:cs="Courier New"/>
+          <w:sz w:val="24"/>
+          <w:lang w:val="en-US"/>
+        </w:rPr>
+      </w:pPr>
+      <w:r>
+        <w:rPr>
+          <w:rFonts w:ascii="Courier New" w:hAnsi="Courier New" w:cs="Courier New"/>
+          <w:sz w:val="24"/>
+          <w:lang w:val="en-US"/>
+        </w:rPr>
+        <w:t xml:space="preserve"> #   # </w:t>
+      </w:r>
+    </w:p>
+    <w:p>
+      <w:pPr>
+        <w:ind w:firstLine="0"/>
+        <w:jc w:val="left"/>
+        <w:rPr>
+          <w:rFonts w:ascii="Courier New" w:hAnsi="Courier New" w:cs="Courier New"/>
+          <w:sz w:val="24"/>
+          <w:lang w:val="en-US"/>
+        </w:rPr>
+      </w:pPr>
+      <w:r>
+        <w:rPr>
+          <w:rFonts w:ascii="Courier New" w:hAnsi="Courier New" w:cs="Courier New"/>
+          <w:sz w:val="24"/>
+          <w:lang w:val="en-US"/>
+        </w:rPr>
+        <w:t xml:space="preserve">  ###  "</w:t>
+      </w:r>
+    </w:p>
+    <w:p>
+      <w:pPr>
+        <w:ind w:firstLine="0"/>
+        <w:jc w:val="left"/>
+        <w:rPr>
+          <w:rFonts w:ascii="Courier New" w:hAnsi="Courier New" w:cs="Courier New"/>
+          <w:sz w:val="24"/>
+          <w:lang w:val="en-US"/>
+        </w:rPr>
+      </w:pPr>
+    </w:p>
+    <w:p>
+      <w:pPr>
+        <w:ind w:firstLine="0"/>
+        <w:jc w:val="left"/>
+        <w:rPr>
+          <w:rFonts w:ascii="Courier New" w:hAnsi="Courier New" w:cs="Courier New"/>
+          <w:sz w:val="24"/>
+          <w:lang w:val="en-US"/>
+        </w:rPr>
+      </w:pPr>
+      <w:proofErr w:type="gramStart"/>
+      <w:r>
+        <w:rPr>
+          <w:rFonts w:ascii="Courier New" w:hAnsi="Courier New" w:cs="Courier New"/>
+          <w:sz w:val="24"/>
+          <w:lang w:val="en-US"/>
+        </w:rPr>
+        <w:t>DIGIT[</w:t>
+      </w:r>
+      <w:proofErr w:type="gramEnd"/>
+      <w:r>
+        <w:rPr>
+          <w:rFonts w:ascii="Courier New" w:hAnsi="Courier New" w:cs="Courier New"/>
+          <w:sz w:val="24"/>
+          <w:lang w:val="en-US"/>
+        </w:rPr>
+        <w:t xml:space="preserve">7]=" ##### </w:t>
+      </w:r>
+    </w:p>
+    <w:p>
+      <w:pPr>
+        <w:ind w:firstLine="0"/>
+        <w:jc w:val="left"/>
+        <w:rPr>
+          <w:rFonts w:ascii="Courier New" w:hAnsi="Courier New" w:cs="Courier New"/>
+          <w:sz w:val="24"/>
+          <w:lang w:val="en-US"/>
+        </w:rPr>
+      </w:pPr>
+      <w:r>
+        <w:rPr>
+          <w:rFonts w:ascii="Courier New" w:hAnsi="Courier New" w:cs="Courier New"/>
+          <w:sz w:val="24"/>
+          <w:lang w:val="en-US"/>
+        </w:rPr>
+        <w:t xml:space="preserve">     # </w:t>
+      </w:r>
+    </w:p>
+    <w:p>
+      <w:pPr>
+        <w:ind w:firstLine="0"/>
+        <w:jc w:val="left"/>
+        <w:rPr>
+          <w:rFonts w:ascii="Courier New" w:hAnsi="Courier New" w:cs="Courier New"/>
+          <w:sz w:val="24"/>
+          <w:lang w:val="en-US"/>
+        </w:rPr>
+      </w:pPr>
+      <w:r>
+        <w:rPr>
+          <w:rFonts w:ascii="Courier New" w:hAnsi="Courier New" w:cs="Courier New"/>
+          <w:sz w:val="24"/>
+          <w:lang w:val="en-US"/>
+        </w:rPr>
+        <w:t xml:space="preserve">    #  </w:t>
+      </w:r>
+    </w:p>
+    <w:p>
+      <w:pPr>
+        <w:ind w:firstLine="0"/>
+        <w:jc w:val="left"/>
+        <w:rPr>
+          <w:rFonts w:ascii="Courier New" w:hAnsi="Courier New" w:cs="Courier New"/>
+          <w:sz w:val="24"/>
+          <w:lang w:val="en-US"/>
+        </w:rPr>
+      </w:pPr>
+      <w:r>
+        <w:rPr>
+          <w:rFonts w:ascii="Courier New" w:hAnsi="Courier New" w:cs="Courier New"/>
+          <w:sz w:val="24"/>
+          <w:lang w:val="en-US"/>
+        </w:rPr>
+        <w:t xml:space="preserve">   #   </w:t>
+      </w:r>
+    </w:p>
+    <w:p>
+      <w:pPr>
+        <w:ind w:firstLine="0"/>
+        <w:jc w:val="left"/>
+        <w:rPr>
+          <w:rFonts w:ascii="Courier New" w:hAnsi="Courier New" w:cs="Courier New"/>
+          <w:sz w:val="24"/>
+          <w:lang w:val="en-US"/>
+        </w:rPr>
+      </w:pPr>
+      <w:r>
+        <w:rPr>
+          <w:rFonts w:ascii="Courier New" w:hAnsi="Courier New" w:cs="Courier New"/>
+          <w:sz w:val="24"/>
+          <w:lang w:val="en-US"/>
+        </w:rPr>
+        <w:t xml:space="preserve">   #   "</w:t>
+      </w:r>
+    </w:p>
+    <w:p>
+      <w:pPr>
+        <w:ind w:firstLine="0"/>
+        <w:jc w:val="left"/>
+        <w:rPr>
+          <w:rFonts w:ascii="Courier New" w:hAnsi="Courier New" w:cs="Courier New"/>
+          <w:sz w:val="24"/>
+          <w:lang w:val="en-US"/>
+        </w:rPr>
+      </w:pPr>
+    </w:p>
+    <w:p>
+      <w:pPr>
+        <w:ind w:firstLine="0"/>
+        <w:jc w:val="left"/>
+        <w:rPr>
+          <w:rFonts w:ascii="Courier New" w:hAnsi="Courier New" w:cs="Courier New"/>
+          <w:sz w:val="24"/>
+          <w:lang w:val="en-US"/>
+        </w:rPr>
+      </w:pPr>
+      <w:proofErr w:type="gramStart"/>
+      <w:r>
+        <w:rPr>
+          <w:rFonts w:ascii="Courier New" w:hAnsi="Courier New" w:cs="Courier New"/>
+          <w:sz w:val="24"/>
+          <w:lang w:val="en-US"/>
+        </w:rPr>
+        <w:t>DIGIT[</w:t>
+      </w:r>
+      <w:proofErr w:type="gramEnd"/>
+      <w:r>
+        <w:rPr>
+          <w:rFonts w:ascii="Courier New" w:hAnsi="Courier New" w:cs="Courier New"/>
+          <w:sz w:val="24"/>
+          <w:lang w:val="en-US"/>
+        </w:rPr>
+        <w:t xml:space="preserve">8]="  ###  </w:t>
+      </w:r>
+    </w:p>
+    <w:p>
+      <w:pPr>
+        <w:ind w:firstLine="0"/>
+        <w:jc w:val="left"/>
+        <w:rPr>
+          <w:rFonts w:ascii="Courier New" w:hAnsi="Courier New" w:cs="Courier New"/>
+          <w:sz w:val="24"/>
+          <w:lang w:val="en-US"/>
+        </w:rPr>
+      </w:pPr>
+      <w:r>
+        <w:rPr>
+          <w:rFonts w:ascii="Courier New" w:hAnsi="Courier New" w:cs="Courier New"/>
+          <w:sz w:val="24"/>
+          <w:lang w:val="en-US"/>
+        </w:rPr>
+        <w:t xml:space="preserve"> #   # </w:t>
+      </w:r>
+    </w:p>
+    <w:p>
+      <w:pPr>
+        <w:ind w:firstLine="0"/>
+        <w:jc w:val="left"/>
+        <w:rPr>
+          <w:rFonts w:ascii="Courier New" w:hAnsi="Courier New" w:cs="Courier New"/>
+          <w:sz w:val="24"/>
+          <w:lang w:val="en-US"/>
+        </w:rPr>
+      </w:pPr>
+      <w:r>
+        <w:rPr>
+          <w:rFonts w:ascii="Courier New" w:hAnsi="Courier New" w:cs="Courier New"/>
+          <w:sz w:val="24"/>
+          <w:lang w:val="en-US"/>
+        </w:rPr>
+        <w:t xml:space="preserve">  ###  </w:t>
+      </w:r>
+    </w:p>
+    <w:p>
+      <w:pPr>
+        <w:ind w:firstLine="0"/>
+        <w:jc w:val="left"/>
+        <w:rPr>
+          <w:rFonts w:ascii="Courier New" w:hAnsi="Courier New" w:cs="Courier New"/>
+          <w:sz w:val="24"/>
+          <w:lang w:val="en-US"/>
+        </w:rPr>
+      </w:pPr>
+      <w:r>
+        <w:rPr>
+          <w:rFonts w:ascii="Courier New" w:hAnsi="Courier New" w:cs="Courier New"/>
+          <w:sz w:val="24"/>
+          <w:lang w:val="en-US"/>
+        </w:rPr>
+        <w:t xml:space="preserve"> #   # </w:t>
+      </w:r>
+    </w:p>
+    <w:p>
+      <w:pPr>
+        <w:ind w:firstLine="0"/>
+        <w:jc w:val="left"/>
+        <w:rPr>
+          <w:rFonts w:ascii="Courier New" w:hAnsi="Courier New" w:cs="Courier New"/>
+          <w:sz w:val="24"/>
+          <w:lang w:val="en-US"/>
+        </w:rPr>
+      </w:pPr>
+      <w:r>
+        <w:rPr>
+          <w:rFonts w:ascii="Courier New" w:hAnsi="Courier New" w:cs="Courier New"/>
+          <w:sz w:val="24"/>
+          <w:lang w:val="en-US"/>
+        </w:rPr>
+        <w:t xml:space="preserve">  ###  "</w:t>
+      </w:r>
+    </w:p>
+    <w:p>
+      <w:pPr>
+        <w:ind w:firstLine="0"/>
+        <w:jc w:val="left"/>
+        <w:rPr>
+          <w:rFonts w:ascii="Courier New" w:hAnsi="Courier New" w:cs="Courier New"/>
+          <w:sz w:val="24"/>
+          <w:lang w:val="en-US"/>
+        </w:rPr>
+      </w:pPr>
+    </w:p>
+    <w:p>
+      <w:pPr>
+        <w:ind w:firstLine="0"/>
+        <w:jc w:val="left"/>
+        <w:rPr>
+          <w:rFonts w:ascii="Courier New" w:hAnsi="Courier New" w:cs="Courier New"/>
+          <w:sz w:val="24"/>
+          <w:lang w:val="en-US"/>
+        </w:rPr>
+      </w:pPr>
+      <w:proofErr w:type="gramStart"/>
+      <w:r>
+        <w:rPr>
+          <w:rFonts w:ascii="Courier New" w:hAnsi="Courier New" w:cs="Courier New"/>
+          <w:sz w:val="24"/>
+          <w:lang w:val="en-US"/>
+        </w:rPr>
+        <w:t>DIGIT[</w:t>
+      </w:r>
+      <w:proofErr w:type="gramEnd"/>
+      <w:r>
+        <w:rPr>
+          <w:rFonts w:ascii="Courier New" w:hAnsi="Courier New" w:cs="Courier New"/>
+          <w:sz w:val="24"/>
+          <w:lang w:val="en-US"/>
+        </w:rPr>
+        <w:t xml:space="preserve">9]="  ###  </w:t>
+      </w:r>
+    </w:p>
+    <w:p>
+      <w:pPr>
+        <w:ind w:firstLine="0"/>
+        <w:jc w:val="left"/>
+        <w:rPr>
+          <w:rFonts w:ascii="Courier New" w:hAnsi="Courier New" w:cs="Courier New"/>
+          <w:sz w:val="24"/>
+          <w:lang w:val="en-US"/>
+        </w:rPr>
+      </w:pPr>
+      <w:r>
+        <w:rPr>
+          <w:rFonts w:ascii="Courier New" w:hAnsi="Courier New" w:cs="Courier New"/>
+          <w:sz w:val="24"/>
+          <w:lang w:val="en-US"/>
+        </w:rPr>
+        <w:t xml:space="preserve"> #   # </w:t>
+      </w:r>
+    </w:p>
+    <w:p>
+      <w:pPr>
+        <w:ind w:firstLine="0"/>
+        <w:jc w:val="left"/>
+        <w:rPr>
+          <w:rFonts w:ascii="Courier New" w:hAnsi="Courier New" w:cs="Courier New"/>
+          <w:sz w:val="24"/>
+          <w:lang w:val="en-US"/>
+        </w:rPr>
+      </w:pPr>
+      <w:r>
+        <w:rPr>
+          <w:rFonts w:ascii="Courier New" w:hAnsi="Courier New" w:cs="Courier New"/>
+          <w:sz w:val="24"/>
+          <w:lang w:val="en-US"/>
+        </w:rPr>
+        <w:t xml:space="preserve">  #### </w:t>
+      </w:r>
+    </w:p>
+    <w:p>
+      <w:pPr>
+        <w:ind w:firstLine="0"/>
+        <w:jc w:val="left"/>
+        <w:rPr>
+          <w:rFonts w:ascii="Courier New" w:hAnsi="Courier New" w:cs="Courier New"/>
+          <w:sz w:val="24"/>
+          <w:lang w:val="en-US"/>
+        </w:rPr>
+      </w:pPr>
+      <w:r>
+        <w:rPr>
+          <w:rFonts w:ascii="Courier New" w:hAnsi="Courier New" w:cs="Courier New"/>
+          <w:sz w:val="24"/>
+          <w:lang w:val="en-US"/>
+        </w:rPr>
+        <w:t xml:space="preserve">     # </w:t>
+      </w:r>
+    </w:p>
+    <w:p>
+      <w:pPr>
+        <w:ind w:firstLine="0"/>
+        <w:jc w:val="left"/>
+        <w:rPr>
+          <w:rFonts w:ascii="Courier New" w:hAnsi="Courier New" w:cs="Courier New"/>
+          <w:sz w:val="24"/>
+          <w:lang w:val="en-US"/>
+        </w:rPr>
+      </w:pPr>
+      <w:r>
+        <w:rPr>
+          <w:rFonts w:ascii="Courier New" w:hAnsi="Courier New" w:cs="Courier New"/>
+          <w:sz w:val="24"/>
+          <w:lang w:val="en-US"/>
+        </w:rPr>
+        <w:t xml:space="preserve">  ###  "</w:t>
+      </w:r>
+    </w:p>
+    <w:p>
+      <w:pPr>
+        <w:ind w:firstLine="0"/>
+        <w:jc w:val="left"/>
+        <w:rPr>
+          <w:rFonts w:ascii="Courier New" w:hAnsi="Courier New" w:cs="Courier New"/>
+          <w:sz w:val="24"/>
+          <w:lang w:val="en-US"/>
+        </w:rPr>
+      </w:pPr>
+    </w:p>
+    <w:p>
+      <w:pPr>
+        <w:ind w:firstLine="0"/>
+        <w:jc w:val="left"/>
+        <w:rPr>
+          <w:rFonts w:ascii="Courier New" w:hAnsi="Courier New" w:cs="Courier New"/>
+          <w:sz w:val="24"/>
+          <w:lang w:val="en-US"/>
+        </w:rPr>
+      </w:pPr>
+      <w:proofErr w:type="gramStart"/>
+      <w:r>
+        <w:rPr>
+          <w:rFonts w:ascii="Courier New" w:hAnsi="Courier New" w:cs="Courier New"/>
+          <w:sz w:val="24"/>
+          <w:lang w:val="en-US"/>
+        </w:rPr>
+        <w:t>DIGIT[</w:t>
+      </w:r>
+      <w:proofErr w:type="gramEnd"/>
+      <w:r>
+        <w:rPr>
+          <w:rFonts w:ascii="Courier New" w:hAnsi="Courier New" w:cs="Courier New"/>
+          <w:sz w:val="24"/>
+          <w:lang w:val="en-US"/>
+        </w:rPr>
+        <w:t xml:space="preserve">":"]="       </w:t>
+      </w:r>
+    </w:p>
+    <w:p>
+      <w:pPr>
+        <w:ind w:firstLine="0"/>
+        <w:jc w:val="left"/>
+        <w:rPr>
+          <w:rFonts w:ascii="Courier New" w:hAnsi="Courier New" w:cs="Courier New"/>
+          <w:sz w:val="24"/>
+          <w:lang w:val="en-US"/>
+        </w:rPr>
+      </w:pPr>
+      <w:r>
+        <w:rPr>
+          <w:rFonts w:ascii="Courier New" w:hAnsi="Courier New" w:cs="Courier New"/>
+          <w:sz w:val="24"/>
+          <w:lang w:val="en-US"/>
+        </w:rPr>
+        <w:t xml:space="preserve">   #   </w:t>
+      </w:r>
+    </w:p>
+    <w:p>
+      <w:pPr>
+        <w:ind w:firstLine="0"/>
+        <w:jc w:val="left"/>
+        <w:rPr>
+          <w:rFonts w:ascii="Courier New" w:hAnsi="Courier New" w:cs="Courier New"/>
+          <w:sz w:val="24"/>
+          <w:lang w:val="en-US"/>
+        </w:rPr>
+      </w:pPr>
+      <w:r>
+        <w:rPr>
+          <w:rFonts w:ascii="Courier New" w:hAnsi="Courier New" w:cs="Courier New"/>
+          <w:sz w:val="24"/>
+          <w:lang w:val="en-US"/>
+        </w:rPr>
+        <w:t xml:space="preserve">       </w:t>
+      </w:r>
+    </w:p>
+    <w:p>
+      <w:pPr>
+        <w:ind w:firstLine="0"/>
+        <w:jc w:val="left"/>
+        <w:rPr>
+          <w:rFonts w:ascii="Courier New" w:hAnsi="Courier New" w:cs="Courier New"/>
+          <w:sz w:val="24"/>
+          <w:lang w:val="en-US"/>
+        </w:rPr>
+      </w:pPr>
+      <w:r>
+        <w:rPr>
+          <w:rFonts w:ascii="Courier New" w:hAnsi="Courier New" w:cs="Courier New"/>
+          <w:sz w:val="24"/>
+          <w:lang w:val="en-US"/>
+        </w:rPr>
+        <w:t xml:space="preserve">   #   </w:t>
+      </w:r>
+    </w:p>
+    <w:p>
+      <w:pPr>
+        <w:ind w:firstLine="0"/>
+        <w:jc w:val="left"/>
+        <w:rPr>
+          <w:rFonts w:ascii="Courier New" w:hAnsi="Courier New" w:cs="Courier New"/>
+          <w:sz w:val="24"/>
+          <w:lang w:val="en-US"/>
+        </w:rPr>
+      </w:pPr>
+      <w:r>
+        <w:rPr>
+          <w:rFonts w:ascii="Courier New" w:hAnsi="Courier New" w:cs="Courier New"/>
+          <w:sz w:val="24"/>
+          <w:lang w:val="en-US"/>
+        </w:rPr>
+        <w:t xml:space="preserve">       "</w:t>
+      </w:r>
+    </w:p>
+    <w:p>
+      <w:pPr>
+        <w:ind w:firstLine="0"/>
+        <w:jc w:val="left"/>
+        <w:rPr>
+          <w:rFonts w:ascii="Courier New" w:hAnsi="Courier New" w:cs="Courier New"/>
+          <w:sz w:val="24"/>
+          <w:lang w:val="en-US"/>
+        </w:rPr>
+      </w:pPr>
+    </w:p>
+    <w:p>
+      <w:pPr>
+        <w:ind w:firstLine="0"/>
+        <w:jc w:val="left"/>
+        <w:rPr>
+          <w:rFonts w:ascii="Courier New" w:hAnsi="Courier New" w:cs="Courier New"/>
+          <w:sz w:val="24"/>
+          <w:lang w:val="en-US"/>
+        </w:rPr>
+      </w:pPr>
+      <w:r>
+        <w:rPr>
+          <w:rFonts w:ascii="Courier New" w:hAnsi="Courier New" w:cs="Courier New"/>
+          <w:sz w:val="24"/>
+          <w:lang w:val="en-US"/>
+        </w:rPr>
+        <w:t># Main function</w:t>
+      </w:r>
+    </w:p>
+    <w:p>
+      <w:pPr>
+        <w:ind w:firstLine="0"/>
+        <w:jc w:val="left"/>
+        <w:rPr>
+          <w:rFonts w:ascii="Courier New" w:hAnsi="Courier New" w:cs="Courier New"/>
+          <w:sz w:val="24"/>
+          <w:lang w:val="en-US"/>
+        </w:rPr>
+      </w:pPr>
+      <w:proofErr w:type="gramStart"/>
+      <w:r>
+        <w:rPr>
+          <w:rFonts w:ascii="Courier New" w:hAnsi="Courier New" w:cs="Courier New"/>
+          <w:sz w:val="24"/>
+          <w:lang w:val="en-US"/>
+        </w:rPr>
+        <w:t>main(</w:t>
+      </w:r>
+      <w:proofErr w:type="gramEnd"/>
+      <w:r>
+        <w:rPr>
+          <w:rFonts w:ascii="Courier New" w:hAnsi="Courier New" w:cs="Courier New"/>
+          <w:sz w:val="24"/>
+          <w:lang w:val="en-US"/>
+        </w:rPr>
+        <w:t>) {</w:t>
+      </w:r>
+    </w:p>
+    <w:p>
+      <w:pPr>
+        <w:ind w:firstLine="0"/>
+        <w:jc w:val="left"/>
+        <w:rPr>
+          <w:rFonts w:ascii="Courier New" w:hAnsi="Courier New" w:cs="Courier New"/>
+          <w:sz w:val="24"/>
+          <w:lang w:val="en-US"/>
+        </w:rPr>
+      </w:pPr>
+      <w:r>
+        <w:rPr>
+          <w:rFonts w:ascii="Courier New" w:hAnsi="Courier New" w:cs="Courier New"/>
+          <w:sz w:val="24"/>
+          <w:lang w:val="en-US"/>
+        </w:rPr>
+        <w:t xml:space="preserve">    # Initialize generator</w:t>
+      </w:r>
+    </w:p>
+    <w:p>
+      <w:pPr>
+        <w:ind w:firstLine="0"/>
+        <w:jc w:val="left"/>
+        <w:rPr>
+          <w:rFonts w:ascii="Courier New" w:hAnsi="Courier New" w:cs="Courier New"/>
+          <w:sz w:val="24"/>
+          <w:lang w:val="en-US"/>
+        </w:rPr>
+      </w:pPr>
+      <w:r>
+        <w:rPr>
+          <w:rFonts w:ascii="Courier New" w:hAnsi="Courier New" w:cs="Courier New"/>
+          <w:sz w:val="24"/>
+          <w:lang w:val="en-US"/>
+        </w:rPr>
+        <w:t xml:space="preserve">    </w:t>
+      </w:r>
+      <w:proofErr w:type="spellStart"/>
+      <w:r>
+        <w:rPr>
+          <w:rFonts w:ascii="Courier New" w:hAnsi="Courier New" w:cs="Courier New"/>
+          <w:sz w:val="24"/>
+          <w:lang w:val="en-US"/>
+        </w:rPr>
         <w:t>init_generator</w:t>
       </w:r>
       <w:proofErr w:type="spellEnd"/>
-      <w:r>
-        <w:rPr>
-          <w:rFonts w:ascii="Courier New" w:hAnsi="Courier New" w:cs="Courier New"/>
-          <w:sz w:val="24"/>
-          <w:lang w:val="en-US"/>
-        </w:rPr>
-        <w:t>() {</w:t>
-      </w:r>
-    </w:p>
-    <w:p>
-      <w:pPr>
-        <w:ind w:firstLine="0"/>
-        <w:jc w:val="left"/>
-        <w:rPr>
-          <w:rFonts w:ascii="Courier New" w:hAnsi="Courier New" w:cs="Courier New"/>
-          <w:sz w:val="24"/>
-          <w:lang w:val="en-US"/>
-        </w:rPr>
-      </w:pPr>
-      <w:r>
-        <w:rPr>
-          <w:rFonts w:ascii="Courier New" w:hAnsi="Courier New" w:cs="Courier New"/>
-          <w:sz w:val="24"/>
-          <w:lang w:val="en-US"/>
-        </w:rPr>
-        <w:t xml:space="preserve">    RANDOM_SEED=$(date +%s)</w:t>
-      </w:r>
-    </w:p>
-    <w:p>
-      <w:pPr>
-        <w:ind w:firstLine="0"/>
-        <w:jc w:val="left"/>
-        <w:rPr>
-          <w:rFonts w:ascii="Courier New" w:hAnsi="Courier New" w:cs="Courier New"/>
-          <w:sz w:val="24"/>
-          <w:lang w:val="en-US"/>
-        </w:rPr>
-      </w:pPr>
-      <w:r>
-        <w:rPr>
-          <w:rFonts w:ascii="Courier New" w:hAnsi="Courier New" w:cs="Courier New"/>
-          <w:sz w:val="24"/>
-          <w:lang w:val="en-US"/>
-        </w:rPr>
-        <w:t>}</w:t>
-      </w:r>
-    </w:p>
-    <w:p>
-      <w:pPr>
-        <w:ind w:firstLine="0"/>
-        <w:jc w:val="left"/>
-        <w:rPr>
-          <w:rFonts w:ascii="Courier New" w:hAnsi="Courier New" w:cs="Courier New"/>
-          <w:sz w:val="24"/>
-          <w:lang w:val="en-US"/>
-        </w:rPr>
-      </w:pPr>
-    </w:p>
-    <w:p>
-      <w:pPr>
-        <w:ind w:firstLine="0"/>
-        <w:jc w:val="left"/>
-        <w:rPr>
-          <w:rFonts w:ascii="Courier New" w:hAnsi="Courier New" w:cs="Courier New"/>
-          <w:sz w:val="24"/>
-          <w:lang w:val="en-US"/>
-        </w:rPr>
-      </w:pPr>
+    </w:p>
+    <w:p>
+      <w:pPr>
+        <w:ind w:firstLine="0"/>
+        <w:jc w:val="left"/>
+        <w:rPr>
+          <w:rFonts w:ascii="Courier New" w:hAnsi="Courier New" w:cs="Courier New"/>
+          <w:sz w:val="24"/>
+          <w:lang w:val="en-US"/>
+        </w:rPr>
+      </w:pPr>
+      <w:r>
+        <w:rPr>
+          <w:rFonts w:ascii="Courier New" w:hAnsi="Courier New" w:cs="Courier New"/>
+          <w:sz w:val="24"/>
+          <w:lang w:val="en-US"/>
+        </w:rPr>
+        <w:t xml:space="preserve">    </w:t>
+      </w:r>
+    </w:p>
+    <w:p>
+      <w:pPr>
+        <w:ind w:firstLine="0"/>
+        <w:jc w:val="left"/>
+        <w:rPr>
+          <w:rFonts w:ascii="Courier New" w:hAnsi="Courier New" w:cs="Courier New"/>
+          <w:sz w:val="24"/>
+          <w:lang w:val="en-US"/>
+        </w:rPr>
+      </w:pPr>
+      <w:r>
+        <w:rPr>
+          <w:rFonts w:ascii="Courier New" w:hAnsi="Courier New" w:cs="Courier New"/>
+          <w:sz w:val="24"/>
+          <w:lang w:val="en-US"/>
+        </w:rPr>
+        <w:t xml:space="preserve">    # Get terminal dimensions</w:t>
+      </w:r>
+    </w:p>
+    <w:p>
+      <w:pPr>
+        <w:ind w:firstLine="0"/>
+        <w:jc w:val="left"/>
+        <w:rPr>
+          <w:rFonts w:ascii="Courier New" w:hAnsi="Courier New" w:cs="Courier New"/>
+          <w:sz w:val="24"/>
+          <w:lang w:val="en-US"/>
+        </w:rPr>
+      </w:pPr>
+      <w:r>
+        <w:rPr>
+          <w:rFonts w:ascii="Courier New" w:hAnsi="Courier New" w:cs="Courier New"/>
+          <w:sz w:val="24"/>
+          <w:lang w:val="en-US"/>
+        </w:rPr>
+        <w:t xml:space="preserve">    local width=$(</w:t>
+      </w:r>
+      <w:proofErr w:type="spellStart"/>
+      <w:r>
+        <w:rPr>
+          <w:rFonts w:ascii="Courier New" w:hAnsi="Courier New" w:cs="Courier New"/>
+          <w:sz w:val="24"/>
+          <w:lang w:val="en-US"/>
+        </w:rPr>
+        <w:t>tput</w:t>
+      </w:r>
+      <w:proofErr w:type="spellEnd"/>
+      <w:r>
+        <w:rPr>
+          <w:rFonts w:ascii="Courier New" w:hAnsi="Courier New" w:cs="Courier New"/>
+          <w:sz w:val="24"/>
+          <w:lang w:val="en-US"/>
+        </w:rPr>
+        <w:t xml:space="preserve"> cols)</w:t>
+      </w:r>
+    </w:p>
+    <w:p>
+      <w:pPr>
+        <w:ind w:firstLine="0"/>
+        <w:jc w:val="left"/>
+        <w:rPr>
+          <w:rFonts w:ascii="Courier New" w:hAnsi="Courier New" w:cs="Courier New"/>
+          <w:sz w:val="24"/>
+          <w:lang w:val="en-US"/>
+        </w:rPr>
+      </w:pPr>
+      <w:r>
+        <w:rPr>
+          <w:rFonts w:ascii="Courier New" w:hAnsi="Courier New" w:cs="Courier New"/>
+          <w:sz w:val="24"/>
+          <w:lang w:val="en-US"/>
+        </w:rPr>
+        <w:t xml:space="preserve">    local height=$(</w:t>
+      </w:r>
+      <w:proofErr w:type="spellStart"/>
+      <w:r>
+        <w:rPr>
+          <w:rFonts w:ascii="Courier New" w:hAnsi="Courier New" w:cs="Courier New"/>
+          <w:sz w:val="24"/>
+          <w:lang w:val="en-US"/>
+        </w:rPr>
+        <w:t>tput</w:t>
+      </w:r>
+      <w:proofErr w:type="spellEnd"/>
+      <w:r>
+        <w:rPr>
+          <w:rFonts w:ascii="Courier New" w:hAnsi="Courier New" w:cs="Courier New"/>
+          <w:sz w:val="24"/>
+          <w:lang w:val="en-US"/>
+        </w:rPr>
+        <w:t xml:space="preserve"> lines)</w:t>
+      </w:r>
+    </w:p>
+    <w:p>
+      <w:pPr>
+        <w:ind w:firstLine="0"/>
+        <w:jc w:val="left"/>
+        <w:rPr>
+          <w:rFonts w:ascii="Courier New" w:hAnsi="Courier New" w:cs="Courier New"/>
+          <w:sz w:val="24"/>
+          <w:lang w:val="en-US"/>
+        </w:rPr>
+      </w:pPr>
+      <w:r>
+        <w:rPr>
+          <w:rFonts w:ascii="Courier New" w:hAnsi="Courier New" w:cs="Courier New"/>
+          <w:sz w:val="24"/>
+          <w:lang w:val="en-US"/>
+        </w:rPr>
+        <w:t xml:space="preserve">    </w:t>
+      </w:r>
+    </w:p>
+    <w:p>
+      <w:pPr>
+        <w:ind w:firstLine="0"/>
+        <w:jc w:val="left"/>
+        <w:rPr>
+          <w:rFonts w:ascii="Courier New" w:hAnsi="Courier New" w:cs="Courier New"/>
+          <w:sz w:val="24"/>
+          <w:lang w:val="en-US"/>
+        </w:rPr>
+      </w:pPr>
+      <w:r>
+        <w:rPr>
+          <w:rFonts w:ascii="Courier New" w:hAnsi="Courier New" w:cs="Courier New"/>
+          <w:sz w:val="24"/>
+          <w:lang w:val="en-US"/>
+        </w:rPr>
+        <w:t xml:space="preserve">    # Settings</w:t>
+      </w:r>
+    </w:p>
+    <w:p>
+      <w:pPr>
+        <w:ind w:firstLine="0"/>
+        <w:jc w:val="left"/>
+        <w:rPr>
+          <w:rFonts w:ascii="Courier New" w:hAnsi="Courier New" w:cs="Courier New"/>
+          <w:sz w:val="24"/>
+          <w:lang w:val="en-US"/>
+        </w:rPr>
+      </w:pPr>
+      <w:r>
+        <w:rPr>
+          <w:rFonts w:ascii="Courier New" w:hAnsi="Courier New" w:cs="Courier New"/>
+          <w:sz w:val="24"/>
+          <w:lang w:val="en-US"/>
+        </w:rPr>
+        <w:t xml:space="preserve">    local </w:t>
+      </w:r>
+      <w:proofErr w:type="spellStart"/>
+      <w:r>
+        <w:rPr>
+          <w:rFonts w:ascii="Courier New" w:hAnsi="Courier New" w:cs="Courier New"/>
+          <w:sz w:val="24"/>
+          <w:lang w:val="en-US"/>
+        </w:rPr>
+        <w:t>update_interval</w:t>
+      </w:r>
+      <w:proofErr w:type="spellEnd"/>
+      <w:r>
+        <w:rPr>
+          <w:rFonts w:ascii="Courier New" w:hAnsi="Courier New" w:cs="Courier New"/>
+          <w:sz w:val="24"/>
+          <w:lang w:val="en-US"/>
+        </w:rPr>
+        <w:t>=1</w:t>
+      </w:r>
+    </w:p>
+    <w:p>
+      <w:pPr>
+        <w:ind w:firstLine="0"/>
+        <w:jc w:val="left"/>
+        <w:rPr>
+          <w:rFonts w:ascii="Courier New" w:hAnsi="Courier New" w:cs="Courier New"/>
+          <w:sz w:val="24"/>
+          <w:lang w:val="en-US"/>
+        </w:rPr>
+      </w:pPr>
+      <w:r>
+        <w:rPr>
+          <w:rFonts w:ascii="Courier New" w:hAnsi="Courier New" w:cs="Courier New"/>
+          <w:sz w:val="24"/>
+          <w:lang w:val="en-US"/>
+        </w:rPr>
+        <w:t xml:space="preserve">    local </w:t>
+      </w:r>
+      <w:proofErr w:type="spellStart"/>
+      <w:r>
+        <w:rPr>
+          <w:rFonts w:ascii="Courier New" w:hAnsi="Courier New" w:cs="Courier New"/>
+          <w:sz w:val="24"/>
+          <w:lang w:val="en-US"/>
+        </w:rPr>
+        <w:t>move_interval</w:t>
+      </w:r>
+      <w:proofErr w:type="spellEnd"/>
+      <w:r>
+        <w:rPr>
+          <w:rFonts w:ascii="Courier New" w:hAnsi="Courier New" w:cs="Courier New"/>
+          <w:sz w:val="24"/>
+          <w:lang w:val="en-US"/>
+        </w:rPr>
+        <w:t>=10</w:t>
+      </w:r>
+    </w:p>
+    <w:p>
+      <w:pPr>
+        <w:ind w:firstLine="0"/>
+        <w:jc w:val="left"/>
+        <w:rPr>
+          <w:rFonts w:ascii="Courier New" w:hAnsi="Courier New" w:cs="Courier New"/>
+          <w:sz w:val="24"/>
+          <w:lang w:val="en-US"/>
+        </w:rPr>
+      </w:pPr>
+      <w:r>
+        <w:rPr>
+          <w:rFonts w:ascii="Courier New" w:hAnsi="Courier New" w:cs="Courier New"/>
+          <w:sz w:val="24"/>
+          <w:lang w:val="en-US"/>
+        </w:rPr>
+        <w:t xml:space="preserve">    local </w:t>
+      </w:r>
+      <w:proofErr w:type="spellStart"/>
+      <w:r>
+        <w:rPr>
+          <w:rFonts w:ascii="Courier New" w:hAnsi="Courier New" w:cs="Courier New"/>
+          <w:sz w:val="24"/>
+          <w:lang w:val="en-US"/>
+        </w:rPr>
+        <w:t>refresh_interval</w:t>
+      </w:r>
+      <w:proofErr w:type="spellEnd"/>
+      <w:r>
+        <w:rPr>
+          <w:rFonts w:ascii="Courier New" w:hAnsi="Courier New" w:cs="Courier New"/>
+          <w:sz w:val="24"/>
+          <w:lang w:val="en-US"/>
+        </w:rPr>
+        <w:t>=10</w:t>
+      </w:r>
+    </w:p>
+    <w:p>
+      <w:pPr>
+        <w:ind w:firstLine="0"/>
+        <w:jc w:val="left"/>
+        <w:rPr>
+          <w:rFonts w:ascii="Courier New" w:hAnsi="Courier New" w:cs="Courier New"/>
+          <w:sz w:val="24"/>
+          <w:lang w:val="en-US"/>
+        </w:rPr>
+      </w:pPr>
+      <w:r>
+        <w:rPr>
+          <w:rFonts w:ascii="Courier New" w:hAnsi="Courier New" w:cs="Courier New"/>
+          <w:sz w:val="24"/>
+          <w:lang w:val="en-US"/>
+        </w:rPr>
+        <w:t xml:space="preserve">    </w:t>
+      </w:r>
+    </w:p>
+    <w:p>
+      <w:pPr>
+        <w:ind w:firstLine="0"/>
+        <w:jc w:val="left"/>
+        <w:rPr>
+          <w:rFonts w:ascii="Courier New" w:hAnsi="Courier New" w:cs="Courier New"/>
+          <w:sz w:val="24"/>
+          <w:lang w:val="en-US"/>
+        </w:rPr>
+      </w:pPr>
+      <w:r>
+        <w:rPr>
+          <w:rFonts w:ascii="Courier New" w:hAnsi="Courier New" w:cs="Courier New"/>
+          <w:sz w:val="24"/>
+          <w:lang w:val="en-US"/>
+        </w:rPr>
+        <w:t xml:space="preserve">    # Initial position</w:t>
+      </w:r>
+    </w:p>
+    <w:p>
+      <w:pPr>
+        <w:ind w:firstLine="0"/>
+        <w:jc w:val="left"/>
+        <w:rPr>
+          <w:rFonts w:ascii="Courier New" w:hAnsi="Courier New" w:cs="Courier New"/>
+          <w:sz w:val="24"/>
+          <w:lang w:val="en-US"/>
+        </w:rPr>
+      </w:pPr>
+      <w:r>
+        <w:rPr>
+          <w:rFonts w:ascii="Courier New" w:hAnsi="Courier New" w:cs="Courier New"/>
+          <w:sz w:val="24"/>
+          <w:lang w:val="en-US"/>
+        </w:rPr>
+        <w:t xml:space="preserve">    local x=$</w:t>
+      </w:r>
+      <w:proofErr w:type="gramStart"/>
+      <w:r>
+        <w:rPr>
+          <w:rFonts w:ascii="Courier New" w:hAnsi="Courier New" w:cs="Courier New"/>
+          <w:sz w:val="24"/>
+          <w:lang w:val="en-US"/>
+        </w:rPr>
+        <w:t>(( $</w:t>
+      </w:r>
+      <w:proofErr w:type="gramEnd"/>
+      <w:r>
+        <w:rPr>
+          <w:rFonts w:ascii="Courier New" w:hAnsi="Courier New" w:cs="Courier New"/>
+          <w:sz w:val="24"/>
+          <w:lang w:val="en-US"/>
+        </w:rPr>
+        <w:t>(</w:t>
+      </w:r>
       <w:proofErr w:type="spellStart"/>
       <w:r>
         <w:rPr>
@@ -3101,1731 +4791,6 @@
           <w:sz w:val="24"/>
           <w:lang w:val="en-US"/>
         </w:rPr>
-        <w:t>() {</w:t>
-      </w:r>
-    </w:p>
-    <w:p>
-      <w:pPr>
-        <w:ind w:firstLine="0"/>
-        <w:jc w:val="left"/>
-        <w:rPr>
-          <w:rFonts w:ascii="Courier New" w:hAnsi="Courier New" w:cs="Courier New"/>
-          <w:sz w:val="24"/>
-          <w:lang w:val="en-US"/>
-        </w:rPr>
-      </w:pPr>
-      <w:r>
-        <w:rPr>
-          <w:rFonts w:ascii="Courier New" w:hAnsi="Courier New" w:cs="Courier New"/>
-          <w:sz w:val="24"/>
-          <w:lang w:val="en-US"/>
-        </w:rPr>
-        <w:t xml:space="preserve">    # Multiplicative algorithm</w:t>
-      </w:r>
-    </w:p>
-    <w:p>
-      <w:pPr>
-        <w:ind w:firstLine="0"/>
-        <w:jc w:val="left"/>
-        <w:rPr>
-          <w:rFonts w:ascii="Courier New" w:hAnsi="Courier New" w:cs="Courier New"/>
-          <w:sz w:val="24"/>
-          <w:lang w:val="en-US"/>
-        </w:rPr>
-      </w:pPr>
-      <w:r>
-        <w:rPr>
-          <w:rFonts w:ascii="Courier New" w:hAnsi="Courier New" w:cs="Courier New"/>
-          <w:sz w:val="24"/>
-          <w:lang w:val="en-US"/>
-        </w:rPr>
-        <w:t xml:space="preserve">    RANDOM_SEED=$(( (RANDOM_SEED * 1103515245 + 12345) % 2147483648 ))</w:t>
-      </w:r>
-    </w:p>
-    <w:p>
-      <w:pPr>
-        <w:ind w:firstLine="0"/>
-        <w:jc w:val="left"/>
-        <w:rPr>
-          <w:rFonts w:ascii="Courier New" w:hAnsi="Courier New" w:cs="Courier New"/>
-          <w:sz w:val="24"/>
-          <w:lang w:val="en-US"/>
-        </w:rPr>
-      </w:pPr>
-      <w:r>
-        <w:rPr>
-          <w:rFonts w:ascii="Courier New" w:hAnsi="Courier New" w:cs="Courier New"/>
-          <w:sz w:val="24"/>
-          <w:lang w:val="en-US"/>
-        </w:rPr>
-        <w:t xml:space="preserve">    echo $(( RANDOM_SEED % $1 ))</w:t>
-      </w:r>
-    </w:p>
-    <w:p>
-      <w:pPr>
-        <w:ind w:firstLine="0"/>
-        <w:jc w:val="left"/>
-        <w:rPr>
-          <w:rFonts w:ascii="Courier New" w:hAnsi="Courier New" w:cs="Courier New"/>
-          <w:sz w:val="24"/>
-          <w:lang w:val="en-US"/>
-        </w:rPr>
-      </w:pPr>
-      <w:r>
-        <w:rPr>
-          <w:rFonts w:ascii="Courier New" w:hAnsi="Courier New" w:cs="Courier New"/>
-          <w:sz w:val="24"/>
-          <w:lang w:val="en-US"/>
-        </w:rPr>
-        <w:t>}</w:t>
-      </w:r>
-    </w:p>
-    <w:p>
-      <w:pPr>
-        <w:ind w:firstLine="0"/>
-        <w:jc w:val="left"/>
-        <w:rPr>
-          <w:rFonts w:ascii="Courier New" w:hAnsi="Courier New" w:cs="Courier New"/>
-          <w:sz w:val="24"/>
-          <w:lang w:val="en-US"/>
-        </w:rPr>
-      </w:pPr>
-    </w:p>
-    <w:p>
-      <w:pPr>
-        <w:ind w:firstLine="0"/>
-        <w:jc w:val="left"/>
-        <w:rPr>
-          <w:rFonts w:ascii="Courier New" w:hAnsi="Courier New" w:cs="Courier New"/>
-          <w:sz w:val="24"/>
-          <w:lang w:val="en-US"/>
-        </w:rPr>
-      </w:pPr>
-      <w:r>
-        <w:rPr>
-          <w:rFonts w:ascii="Courier New" w:hAnsi="Courier New" w:cs="Courier New"/>
-          <w:sz w:val="24"/>
-          <w:lang w:val="en-US"/>
-        </w:rPr>
-        <w:t># DIGITS 7x5 (very readable)</w:t>
-      </w:r>
-    </w:p>
-    <w:p>
-      <w:pPr>
-        <w:ind w:firstLine="0"/>
-        <w:jc w:val="left"/>
-        <w:rPr>
-          <w:rFonts w:ascii="Courier New" w:hAnsi="Courier New" w:cs="Courier New"/>
-          <w:sz w:val="24"/>
-          <w:lang w:val="en-US"/>
-        </w:rPr>
-      </w:pPr>
-      <w:r>
-        <w:rPr>
-          <w:rFonts w:ascii="Courier New" w:hAnsi="Courier New" w:cs="Courier New"/>
-          <w:sz w:val="24"/>
-          <w:lang w:val="en-US"/>
-        </w:rPr>
-        <w:t>declare -A DIGIT</w:t>
-      </w:r>
-    </w:p>
-    <w:p>
-      <w:pPr>
-        <w:ind w:firstLine="0"/>
-        <w:jc w:val="left"/>
-        <w:rPr>
-          <w:rFonts w:ascii="Courier New" w:hAnsi="Courier New" w:cs="Courier New"/>
-          <w:sz w:val="24"/>
-          <w:lang w:val="en-US"/>
-        </w:rPr>
-      </w:pPr>
-    </w:p>
-    <w:p>
-      <w:pPr>
-        <w:ind w:firstLine="0"/>
-        <w:jc w:val="left"/>
-        <w:rPr>
-          <w:rFonts w:ascii="Courier New" w:hAnsi="Courier New" w:cs="Courier New"/>
-          <w:sz w:val="24"/>
-          <w:lang w:val="en-US"/>
-        </w:rPr>
-      </w:pPr>
-      <w:r>
-        <w:rPr>
-          <w:rFonts w:ascii="Courier New" w:hAnsi="Courier New" w:cs="Courier New"/>
-          <w:sz w:val="24"/>
-          <w:lang w:val="en-US"/>
-        </w:rPr>
-        <w:t xml:space="preserve">DIGIT[0]="  ###  </w:t>
-      </w:r>
-    </w:p>
-    <w:p>
-      <w:pPr>
-        <w:ind w:firstLine="0"/>
-        <w:jc w:val="left"/>
-        <w:rPr>
-          <w:rFonts w:ascii="Courier New" w:hAnsi="Courier New" w:cs="Courier New"/>
-          <w:sz w:val="24"/>
-          <w:lang w:val="en-US"/>
-        </w:rPr>
-      </w:pPr>
-      <w:r>
-        <w:rPr>
-          <w:rFonts w:ascii="Courier New" w:hAnsi="Courier New" w:cs="Courier New"/>
-          <w:sz w:val="24"/>
-          <w:lang w:val="en-US"/>
-        </w:rPr>
-        <w:t xml:space="preserve"> #   # </w:t>
-      </w:r>
-    </w:p>
-    <w:p>
-      <w:pPr>
-        <w:ind w:firstLine="0"/>
-        <w:jc w:val="left"/>
-        <w:rPr>
-          <w:rFonts w:ascii="Courier New" w:hAnsi="Courier New" w:cs="Courier New"/>
-          <w:sz w:val="24"/>
-          <w:lang w:val="en-US"/>
-        </w:rPr>
-      </w:pPr>
-      <w:r>
-        <w:rPr>
-          <w:rFonts w:ascii="Courier New" w:hAnsi="Courier New" w:cs="Courier New"/>
-          <w:sz w:val="24"/>
-          <w:lang w:val="en-US"/>
-        </w:rPr>
-        <w:t xml:space="preserve"> #   # </w:t>
-      </w:r>
-    </w:p>
-    <w:p>
-      <w:pPr>
-        <w:ind w:firstLine="0"/>
-        <w:jc w:val="left"/>
-        <w:rPr>
-          <w:rFonts w:ascii="Courier New" w:hAnsi="Courier New" w:cs="Courier New"/>
-          <w:sz w:val="24"/>
-          <w:lang w:val="en-US"/>
-        </w:rPr>
-      </w:pPr>
-      <w:r>
-        <w:rPr>
-          <w:rFonts w:ascii="Courier New" w:hAnsi="Courier New" w:cs="Courier New"/>
-          <w:sz w:val="24"/>
-          <w:lang w:val="en-US"/>
-        </w:rPr>
-        <w:t xml:space="preserve"> #   # </w:t>
-      </w:r>
-    </w:p>
-    <w:p>
-      <w:pPr>
-        <w:ind w:firstLine="0"/>
-        <w:jc w:val="left"/>
-        <w:rPr>
-          <w:rFonts w:ascii="Courier New" w:hAnsi="Courier New" w:cs="Courier New"/>
-          <w:sz w:val="24"/>
-          <w:lang w:val="en-US"/>
-        </w:rPr>
-      </w:pPr>
-      <w:r>
-        <w:rPr>
-          <w:rFonts w:ascii="Courier New" w:hAnsi="Courier New" w:cs="Courier New"/>
-          <w:sz w:val="24"/>
-          <w:lang w:val="en-US"/>
-        </w:rPr>
-        <w:t xml:space="preserve">  ###  "</w:t>
-      </w:r>
-    </w:p>
-    <w:p>
-      <w:pPr>
-        <w:ind w:firstLine="0"/>
-        <w:jc w:val="left"/>
-        <w:rPr>
-          <w:rFonts w:ascii="Courier New" w:hAnsi="Courier New" w:cs="Courier New"/>
-          <w:sz w:val="24"/>
-          <w:lang w:val="en-US"/>
-        </w:rPr>
-      </w:pPr>
-    </w:p>
-    <w:p>
-      <w:pPr>
-        <w:ind w:firstLine="0"/>
-        <w:jc w:val="left"/>
-        <w:rPr>
-          <w:rFonts w:ascii="Courier New" w:hAnsi="Courier New" w:cs="Courier New"/>
-          <w:sz w:val="24"/>
-          <w:lang w:val="en-US"/>
-        </w:rPr>
-      </w:pPr>
-      <w:r>
-        <w:rPr>
-          <w:rFonts w:ascii="Courier New" w:hAnsi="Courier New" w:cs="Courier New"/>
-          <w:sz w:val="24"/>
-          <w:lang w:val="en-US"/>
-        </w:rPr>
-        <w:t xml:space="preserve">DIGIT[1]="   #   </w:t>
-      </w:r>
-    </w:p>
-    <w:p>
-      <w:pPr>
-        <w:ind w:firstLine="0"/>
-        <w:jc w:val="left"/>
-        <w:rPr>
-          <w:rFonts w:ascii="Courier New" w:hAnsi="Courier New" w:cs="Courier New"/>
-          <w:sz w:val="24"/>
-          <w:lang w:val="en-US"/>
-        </w:rPr>
-      </w:pPr>
-      <w:r>
-        <w:rPr>
-          <w:rFonts w:ascii="Courier New" w:hAnsi="Courier New" w:cs="Courier New"/>
-          <w:sz w:val="24"/>
-          <w:lang w:val="en-US"/>
-        </w:rPr>
-        <w:t xml:space="preserve">  ##   </w:t>
-      </w:r>
-    </w:p>
-    <w:p>
-      <w:pPr>
-        <w:ind w:firstLine="0"/>
-        <w:jc w:val="left"/>
-        <w:rPr>
-          <w:rFonts w:ascii="Courier New" w:hAnsi="Courier New" w:cs="Courier New"/>
-          <w:sz w:val="24"/>
-          <w:lang w:val="en-US"/>
-        </w:rPr>
-      </w:pPr>
-      <w:r>
-        <w:rPr>
-          <w:rFonts w:ascii="Courier New" w:hAnsi="Courier New" w:cs="Courier New"/>
-          <w:sz w:val="24"/>
-          <w:lang w:val="en-US"/>
-        </w:rPr>
-        <w:t xml:space="preserve">   #   </w:t>
-      </w:r>
-    </w:p>
-    <w:p>
-      <w:pPr>
-        <w:ind w:firstLine="0"/>
-        <w:jc w:val="left"/>
-        <w:rPr>
-          <w:rFonts w:ascii="Courier New" w:hAnsi="Courier New" w:cs="Courier New"/>
-          <w:sz w:val="24"/>
-          <w:lang w:val="en-US"/>
-        </w:rPr>
-      </w:pPr>
-      <w:r>
-        <w:rPr>
-          <w:rFonts w:ascii="Courier New" w:hAnsi="Courier New" w:cs="Courier New"/>
-          <w:sz w:val="24"/>
-          <w:lang w:val="en-US"/>
-        </w:rPr>
-        <w:t xml:space="preserve">   #   </w:t>
-      </w:r>
-    </w:p>
-    <w:p>
-      <w:pPr>
-        <w:ind w:firstLine="0"/>
-        <w:jc w:val="left"/>
-        <w:rPr>
-          <w:rFonts w:ascii="Courier New" w:hAnsi="Courier New" w:cs="Courier New"/>
-          <w:sz w:val="24"/>
-          <w:lang w:val="en-US"/>
-        </w:rPr>
-      </w:pPr>
-      <w:r>
-        <w:rPr>
-          <w:rFonts w:ascii="Courier New" w:hAnsi="Courier New" w:cs="Courier New"/>
-          <w:sz w:val="24"/>
-          <w:lang w:val="en-US"/>
-        </w:rPr>
-        <w:t xml:space="preserve"> ##### "</w:t>
-      </w:r>
-    </w:p>
-    <w:p>
-      <w:pPr>
-        <w:ind w:firstLine="0"/>
-        <w:jc w:val="left"/>
-        <w:rPr>
-          <w:rFonts w:ascii="Courier New" w:hAnsi="Courier New" w:cs="Courier New"/>
-          <w:sz w:val="24"/>
-          <w:lang w:val="en-US"/>
-        </w:rPr>
-      </w:pPr>
-    </w:p>
-    <w:p>
-      <w:pPr>
-        <w:ind w:firstLine="0"/>
-        <w:jc w:val="left"/>
-        <w:rPr>
-          <w:rFonts w:ascii="Courier New" w:hAnsi="Courier New" w:cs="Courier New"/>
-          <w:sz w:val="24"/>
-          <w:lang w:val="en-US"/>
-        </w:rPr>
-      </w:pPr>
-      <w:r>
-        <w:rPr>
-          <w:rFonts w:ascii="Courier New" w:hAnsi="Courier New" w:cs="Courier New"/>
-          <w:sz w:val="24"/>
-          <w:lang w:val="en-US"/>
-        </w:rPr>
-        <w:t xml:space="preserve">DIGIT[2]="  ###  </w:t>
-      </w:r>
-    </w:p>
-    <w:p>
-      <w:pPr>
-        <w:ind w:firstLine="0"/>
-        <w:jc w:val="left"/>
-        <w:rPr>
-          <w:rFonts w:ascii="Courier New" w:hAnsi="Courier New" w:cs="Courier New"/>
-          <w:sz w:val="24"/>
-          <w:lang w:val="en-US"/>
-        </w:rPr>
-      </w:pPr>
-      <w:r>
-        <w:rPr>
-          <w:rFonts w:ascii="Courier New" w:hAnsi="Courier New" w:cs="Courier New"/>
-          <w:sz w:val="24"/>
-          <w:lang w:val="en-US"/>
-        </w:rPr>
-        <w:t xml:space="preserve"> #   # </w:t>
-      </w:r>
-    </w:p>
-    <w:p>
-      <w:pPr>
-        <w:ind w:firstLine="0"/>
-        <w:jc w:val="left"/>
-        <w:rPr>
-          <w:rFonts w:ascii="Courier New" w:hAnsi="Courier New" w:cs="Courier New"/>
-          <w:sz w:val="24"/>
-          <w:lang w:val="en-US"/>
-        </w:rPr>
-      </w:pPr>
-      <w:r>
-        <w:rPr>
-          <w:rFonts w:ascii="Courier New" w:hAnsi="Courier New" w:cs="Courier New"/>
-          <w:sz w:val="24"/>
-          <w:lang w:val="en-US"/>
-        </w:rPr>
-        <w:t xml:space="preserve">    #  </w:t>
-      </w:r>
-    </w:p>
-    <w:p>
-      <w:pPr>
-        <w:ind w:firstLine="0"/>
-        <w:jc w:val="left"/>
-        <w:rPr>
-          <w:rFonts w:ascii="Courier New" w:hAnsi="Courier New" w:cs="Courier New"/>
-          <w:sz w:val="24"/>
-          <w:lang w:val="en-US"/>
-        </w:rPr>
-      </w:pPr>
-      <w:r>
-        <w:rPr>
-          <w:rFonts w:ascii="Courier New" w:hAnsi="Courier New" w:cs="Courier New"/>
-          <w:sz w:val="24"/>
-          <w:lang w:val="en-US"/>
-        </w:rPr>
-        <w:t xml:space="preserve">   #   </w:t>
-      </w:r>
-    </w:p>
-    <w:p>
-      <w:pPr>
-        <w:ind w:firstLine="0"/>
-        <w:jc w:val="left"/>
-        <w:rPr>
-          <w:rFonts w:ascii="Courier New" w:hAnsi="Courier New" w:cs="Courier New"/>
-          <w:sz w:val="24"/>
-          <w:lang w:val="en-US"/>
-        </w:rPr>
-      </w:pPr>
-      <w:r>
-        <w:rPr>
-          <w:rFonts w:ascii="Courier New" w:hAnsi="Courier New" w:cs="Courier New"/>
-          <w:sz w:val="24"/>
-          <w:lang w:val="en-US"/>
-        </w:rPr>
-        <w:t xml:space="preserve"> ##### "</w:t>
-      </w:r>
-    </w:p>
-    <w:p>
-      <w:pPr>
-        <w:ind w:firstLine="0"/>
-        <w:jc w:val="left"/>
-        <w:rPr>
-          <w:rFonts w:ascii="Courier New" w:hAnsi="Courier New" w:cs="Courier New"/>
-          <w:sz w:val="24"/>
-          <w:lang w:val="en-US"/>
-        </w:rPr>
-      </w:pPr>
-    </w:p>
-    <w:p>
-      <w:pPr>
-        <w:ind w:firstLine="0"/>
-        <w:jc w:val="left"/>
-        <w:rPr>
-          <w:rFonts w:ascii="Courier New" w:hAnsi="Courier New" w:cs="Courier New"/>
-          <w:sz w:val="24"/>
-          <w:lang w:val="en-US"/>
-        </w:rPr>
-      </w:pPr>
-      <w:r>
-        <w:rPr>
-          <w:rFonts w:ascii="Courier New" w:hAnsi="Courier New" w:cs="Courier New"/>
-          <w:sz w:val="24"/>
-          <w:lang w:val="en-US"/>
-        </w:rPr>
-        <w:t xml:space="preserve">DIGIT[3]="  ###  </w:t>
-      </w:r>
-    </w:p>
-    <w:p>
-      <w:pPr>
-        <w:ind w:firstLine="0"/>
-        <w:jc w:val="left"/>
-        <w:rPr>
-          <w:rFonts w:ascii="Courier New" w:hAnsi="Courier New" w:cs="Courier New"/>
-          <w:sz w:val="24"/>
-          <w:lang w:val="en-US"/>
-        </w:rPr>
-      </w:pPr>
-      <w:r>
-        <w:rPr>
-          <w:rFonts w:ascii="Courier New" w:hAnsi="Courier New" w:cs="Courier New"/>
-          <w:sz w:val="24"/>
-          <w:lang w:val="en-US"/>
-        </w:rPr>
-        <w:t xml:space="preserve"> #   # </w:t>
-      </w:r>
-    </w:p>
-    <w:p>
-      <w:pPr>
-        <w:ind w:firstLine="0"/>
-        <w:jc w:val="left"/>
-        <w:rPr>
-          <w:rFonts w:ascii="Courier New" w:hAnsi="Courier New" w:cs="Courier New"/>
-          <w:sz w:val="24"/>
-          <w:lang w:val="en-US"/>
-        </w:rPr>
-      </w:pPr>
-      <w:r>
-        <w:rPr>
-          <w:rFonts w:ascii="Courier New" w:hAnsi="Courier New" w:cs="Courier New"/>
-          <w:sz w:val="24"/>
-          <w:lang w:val="en-US"/>
-        </w:rPr>
-        <w:t xml:space="preserve">   ##  </w:t>
-      </w:r>
-    </w:p>
-    <w:p>
-      <w:pPr>
-        <w:ind w:firstLine="0"/>
-        <w:jc w:val="left"/>
-        <w:rPr>
-          <w:rFonts w:ascii="Courier New" w:hAnsi="Courier New" w:cs="Courier New"/>
-          <w:sz w:val="24"/>
-          <w:lang w:val="en-US"/>
-        </w:rPr>
-      </w:pPr>
-      <w:r>
-        <w:rPr>
-          <w:rFonts w:ascii="Courier New" w:hAnsi="Courier New" w:cs="Courier New"/>
-          <w:sz w:val="24"/>
-          <w:lang w:val="en-US"/>
-        </w:rPr>
-        <w:t xml:space="preserve"> #   # </w:t>
-      </w:r>
-    </w:p>
-    <w:p>
-      <w:pPr>
-        <w:ind w:firstLine="0"/>
-        <w:jc w:val="left"/>
-        <w:rPr>
-          <w:rFonts w:ascii="Courier New" w:hAnsi="Courier New" w:cs="Courier New"/>
-          <w:sz w:val="24"/>
-          <w:lang w:val="en-US"/>
-        </w:rPr>
-      </w:pPr>
-      <w:r>
-        <w:rPr>
-          <w:rFonts w:ascii="Courier New" w:hAnsi="Courier New" w:cs="Courier New"/>
-          <w:sz w:val="24"/>
-          <w:lang w:val="en-US"/>
-        </w:rPr>
-        <w:t xml:space="preserve">  ###  "</w:t>
-      </w:r>
-    </w:p>
-    <w:p>
-      <w:pPr>
-        <w:ind w:firstLine="0"/>
-        <w:jc w:val="left"/>
-        <w:rPr>
-          <w:rFonts w:ascii="Courier New" w:hAnsi="Courier New" w:cs="Courier New"/>
-          <w:sz w:val="24"/>
-          <w:lang w:val="en-US"/>
-        </w:rPr>
-      </w:pPr>
-    </w:p>
-    <w:p>
-      <w:pPr>
-        <w:ind w:firstLine="0"/>
-        <w:jc w:val="left"/>
-        <w:rPr>
-          <w:rFonts w:ascii="Courier New" w:hAnsi="Courier New" w:cs="Courier New"/>
-          <w:sz w:val="24"/>
-          <w:lang w:val="en-US"/>
-        </w:rPr>
-      </w:pPr>
-      <w:r>
-        <w:rPr>
-          <w:rFonts w:ascii="Courier New" w:hAnsi="Courier New" w:cs="Courier New"/>
-          <w:sz w:val="24"/>
-          <w:lang w:val="en-US"/>
-        </w:rPr>
-        <w:t xml:space="preserve">DIGIT[4]=" #   # </w:t>
-      </w:r>
-    </w:p>
-    <w:p>
-      <w:pPr>
-        <w:ind w:firstLine="0"/>
-        <w:jc w:val="left"/>
-        <w:rPr>
-          <w:rFonts w:ascii="Courier New" w:hAnsi="Courier New" w:cs="Courier New"/>
-          <w:sz w:val="24"/>
-          <w:lang w:val="en-US"/>
-        </w:rPr>
-      </w:pPr>
-      <w:r>
-        <w:rPr>
-          <w:rFonts w:ascii="Courier New" w:hAnsi="Courier New" w:cs="Courier New"/>
-          <w:sz w:val="24"/>
-          <w:lang w:val="en-US"/>
-        </w:rPr>
-        <w:t xml:space="preserve"> #   # </w:t>
-      </w:r>
-    </w:p>
-    <w:p>
-      <w:pPr>
-        <w:ind w:firstLine="0"/>
-        <w:jc w:val="left"/>
-        <w:rPr>
-          <w:rFonts w:ascii="Courier New" w:hAnsi="Courier New" w:cs="Courier New"/>
-          <w:sz w:val="24"/>
-          <w:lang w:val="en-US"/>
-        </w:rPr>
-      </w:pPr>
-      <w:r>
-        <w:rPr>
-          <w:rFonts w:ascii="Courier New" w:hAnsi="Courier New" w:cs="Courier New"/>
-          <w:sz w:val="24"/>
-          <w:lang w:val="en-US"/>
-        </w:rPr>
-        <w:t xml:space="preserve"> ##### </w:t>
-      </w:r>
-    </w:p>
-    <w:p>
-      <w:pPr>
-        <w:ind w:firstLine="0"/>
-        <w:jc w:val="left"/>
-        <w:rPr>
-          <w:rFonts w:ascii="Courier New" w:hAnsi="Courier New" w:cs="Courier New"/>
-          <w:sz w:val="24"/>
-          <w:lang w:val="en-US"/>
-        </w:rPr>
-      </w:pPr>
-      <w:r>
-        <w:rPr>
-          <w:rFonts w:ascii="Courier New" w:hAnsi="Courier New" w:cs="Courier New"/>
-          <w:sz w:val="24"/>
-          <w:lang w:val="en-US"/>
-        </w:rPr>
-        <w:t xml:space="preserve">     # </w:t>
-      </w:r>
-    </w:p>
-    <w:p>
-      <w:pPr>
-        <w:ind w:firstLine="0"/>
-        <w:jc w:val="left"/>
-        <w:rPr>
-          <w:rFonts w:ascii="Courier New" w:hAnsi="Courier New" w:cs="Courier New"/>
-          <w:sz w:val="24"/>
-          <w:lang w:val="en-US"/>
-        </w:rPr>
-      </w:pPr>
-      <w:r>
-        <w:rPr>
-          <w:rFonts w:ascii="Courier New" w:hAnsi="Courier New" w:cs="Courier New"/>
-          <w:sz w:val="24"/>
-          <w:lang w:val="en-US"/>
-        </w:rPr>
-        <w:t xml:space="preserve">     # "</w:t>
-      </w:r>
-    </w:p>
-    <w:p>
-      <w:pPr>
-        <w:ind w:firstLine="0"/>
-        <w:jc w:val="left"/>
-        <w:rPr>
-          <w:rFonts w:ascii="Courier New" w:hAnsi="Courier New" w:cs="Courier New"/>
-          <w:sz w:val="24"/>
-          <w:lang w:val="en-US"/>
-        </w:rPr>
-      </w:pPr>
-    </w:p>
-    <w:p>
-      <w:pPr>
-        <w:ind w:firstLine="0"/>
-        <w:jc w:val="left"/>
-        <w:rPr>
-          <w:rFonts w:ascii="Courier New" w:hAnsi="Courier New" w:cs="Courier New"/>
-          <w:sz w:val="24"/>
-          <w:lang w:val="en-US"/>
-        </w:rPr>
-      </w:pPr>
-      <w:r>
-        <w:rPr>
-          <w:rFonts w:ascii="Courier New" w:hAnsi="Courier New" w:cs="Courier New"/>
-          <w:sz w:val="24"/>
-          <w:lang w:val="en-US"/>
-        </w:rPr>
-        <w:lastRenderedPageBreak/>
-        <w:t xml:space="preserve">DIGIT[5]=" ##### </w:t>
-      </w:r>
-    </w:p>
-    <w:p>
-      <w:pPr>
-        <w:ind w:firstLine="0"/>
-        <w:jc w:val="left"/>
-        <w:rPr>
-          <w:rFonts w:ascii="Courier New" w:hAnsi="Courier New" w:cs="Courier New"/>
-          <w:sz w:val="24"/>
-          <w:lang w:val="en-US"/>
-        </w:rPr>
-      </w:pPr>
-      <w:r>
-        <w:rPr>
-          <w:rFonts w:ascii="Courier New" w:hAnsi="Courier New" w:cs="Courier New"/>
-          <w:sz w:val="24"/>
-          <w:lang w:val="en-US"/>
-        </w:rPr>
-        <w:t xml:space="preserve"> #     </w:t>
-      </w:r>
-    </w:p>
-    <w:p>
-      <w:pPr>
-        <w:ind w:firstLine="0"/>
-        <w:jc w:val="left"/>
-        <w:rPr>
-          <w:rFonts w:ascii="Courier New" w:hAnsi="Courier New" w:cs="Courier New"/>
-          <w:sz w:val="24"/>
-          <w:lang w:val="en-US"/>
-        </w:rPr>
-      </w:pPr>
-      <w:r>
-        <w:rPr>
-          <w:rFonts w:ascii="Courier New" w:hAnsi="Courier New" w:cs="Courier New"/>
-          <w:sz w:val="24"/>
-          <w:lang w:val="en-US"/>
-        </w:rPr>
-        <w:t xml:space="preserve"> ##### </w:t>
-      </w:r>
-    </w:p>
-    <w:p>
-      <w:pPr>
-        <w:ind w:firstLine="0"/>
-        <w:jc w:val="left"/>
-        <w:rPr>
-          <w:rFonts w:ascii="Courier New" w:hAnsi="Courier New" w:cs="Courier New"/>
-          <w:sz w:val="24"/>
-          <w:lang w:val="en-US"/>
-        </w:rPr>
-      </w:pPr>
-      <w:r>
-        <w:rPr>
-          <w:rFonts w:ascii="Courier New" w:hAnsi="Courier New" w:cs="Courier New"/>
-          <w:sz w:val="24"/>
-          <w:lang w:val="en-US"/>
-        </w:rPr>
-        <w:t xml:space="preserve">     # </w:t>
-      </w:r>
-    </w:p>
-    <w:p>
-      <w:pPr>
-        <w:ind w:firstLine="0"/>
-        <w:jc w:val="left"/>
-        <w:rPr>
-          <w:rFonts w:ascii="Courier New" w:hAnsi="Courier New" w:cs="Courier New"/>
-          <w:sz w:val="24"/>
-          <w:lang w:val="en-US"/>
-        </w:rPr>
-      </w:pPr>
-      <w:r>
-        <w:rPr>
-          <w:rFonts w:ascii="Courier New" w:hAnsi="Courier New" w:cs="Courier New"/>
-          <w:sz w:val="24"/>
-          <w:lang w:val="en-US"/>
-        </w:rPr>
-        <w:t xml:space="preserve"> ##### "</w:t>
-      </w:r>
-    </w:p>
-    <w:p>
-      <w:pPr>
-        <w:ind w:firstLine="0"/>
-        <w:jc w:val="left"/>
-        <w:rPr>
-          <w:rFonts w:ascii="Courier New" w:hAnsi="Courier New" w:cs="Courier New"/>
-          <w:sz w:val="24"/>
-          <w:lang w:val="en-US"/>
-        </w:rPr>
-      </w:pPr>
-    </w:p>
-    <w:p>
-      <w:pPr>
-        <w:ind w:firstLine="0"/>
-        <w:jc w:val="left"/>
-        <w:rPr>
-          <w:rFonts w:ascii="Courier New" w:hAnsi="Courier New" w:cs="Courier New"/>
-          <w:sz w:val="24"/>
-          <w:lang w:val="en-US"/>
-        </w:rPr>
-      </w:pPr>
-      <w:r>
-        <w:rPr>
-          <w:rFonts w:ascii="Courier New" w:hAnsi="Courier New" w:cs="Courier New"/>
-          <w:sz w:val="24"/>
-          <w:lang w:val="en-US"/>
-        </w:rPr>
-        <w:t xml:space="preserve">DIGIT[6]="  ###  </w:t>
-      </w:r>
-    </w:p>
-    <w:p>
-      <w:pPr>
-        <w:ind w:firstLine="0"/>
-        <w:jc w:val="left"/>
-        <w:rPr>
-          <w:rFonts w:ascii="Courier New" w:hAnsi="Courier New" w:cs="Courier New"/>
-          <w:sz w:val="24"/>
-          <w:lang w:val="en-US"/>
-        </w:rPr>
-      </w:pPr>
-      <w:r>
-        <w:rPr>
-          <w:rFonts w:ascii="Courier New" w:hAnsi="Courier New" w:cs="Courier New"/>
-          <w:sz w:val="24"/>
-          <w:lang w:val="en-US"/>
-        </w:rPr>
-        <w:t xml:space="preserve"> #     </w:t>
-      </w:r>
-    </w:p>
-    <w:p>
-      <w:pPr>
-        <w:ind w:firstLine="0"/>
-        <w:jc w:val="left"/>
-        <w:rPr>
-          <w:rFonts w:ascii="Courier New" w:hAnsi="Courier New" w:cs="Courier New"/>
-          <w:sz w:val="24"/>
-          <w:lang w:val="en-US"/>
-        </w:rPr>
-      </w:pPr>
-      <w:r>
-        <w:rPr>
-          <w:rFonts w:ascii="Courier New" w:hAnsi="Courier New" w:cs="Courier New"/>
-          <w:sz w:val="24"/>
-          <w:lang w:val="en-US"/>
-        </w:rPr>
-        <w:t xml:space="preserve"> ####  </w:t>
-      </w:r>
-    </w:p>
-    <w:p>
-      <w:pPr>
-        <w:ind w:firstLine="0"/>
-        <w:jc w:val="left"/>
-        <w:rPr>
-          <w:rFonts w:ascii="Courier New" w:hAnsi="Courier New" w:cs="Courier New"/>
-          <w:sz w:val="24"/>
-          <w:lang w:val="en-US"/>
-        </w:rPr>
-      </w:pPr>
-      <w:r>
-        <w:rPr>
-          <w:rFonts w:ascii="Courier New" w:hAnsi="Courier New" w:cs="Courier New"/>
-          <w:sz w:val="24"/>
-          <w:lang w:val="en-US"/>
-        </w:rPr>
-        <w:t xml:space="preserve"> #   # </w:t>
-      </w:r>
-    </w:p>
-    <w:p>
-      <w:pPr>
-        <w:ind w:firstLine="0"/>
-        <w:jc w:val="left"/>
-        <w:rPr>
-          <w:rFonts w:ascii="Courier New" w:hAnsi="Courier New" w:cs="Courier New"/>
-          <w:sz w:val="24"/>
-          <w:lang w:val="en-US"/>
-        </w:rPr>
-      </w:pPr>
-      <w:r>
-        <w:rPr>
-          <w:rFonts w:ascii="Courier New" w:hAnsi="Courier New" w:cs="Courier New"/>
-          <w:sz w:val="24"/>
-          <w:lang w:val="en-US"/>
-        </w:rPr>
-        <w:t xml:space="preserve">  ###  "</w:t>
-      </w:r>
-    </w:p>
-    <w:p>
-      <w:pPr>
-        <w:ind w:firstLine="0"/>
-        <w:jc w:val="left"/>
-        <w:rPr>
-          <w:rFonts w:ascii="Courier New" w:hAnsi="Courier New" w:cs="Courier New"/>
-          <w:sz w:val="24"/>
-          <w:lang w:val="en-US"/>
-        </w:rPr>
-      </w:pPr>
-    </w:p>
-    <w:p>
-      <w:pPr>
-        <w:ind w:firstLine="0"/>
-        <w:jc w:val="left"/>
-        <w:rPr>
-          <w:rFonts w:ascii="Courier New" w:hAnsi="Courier New" w:cs="Courier New"/>
-          <w:sz w:val="24"/>
-          <w:lang w:val="en-US"/>
-        </w:rPr>
-      </w:pPr>
-      <w:r>
-        <w:rPr>
-          <w:rFonts w:ascii="Courier New" w:hAnsi="Courier New" w:cs="Courier New"/>
-          <w:sz w:val="24"/>
-          <w:lang w:val="en-US"/>
-        </w:rPr>
-        <w:t xml:space="preserve">DIGIT[7]=" ##### </w:t>
-      </w:r>
-    </w:p>
-    <w:p>
-      <w:pPr>
-        <w:ind w:firstLine="0"/>
-        <w:jc w:val="left"/>
-        <w:rPr>
-          <w:rFonts w:ascii="Courier New" w:hAnsi="Courier New" w:cs="Courier New"/>
-          <w:sz w:val="24"/>
-          <w:lang w:val="en-US"/>
-        </w:rPr>
-      </w:pPr>
-      <w:r>
-        <w:rPr>
-          <w:rFonts w:ascii="Courier New" w:hAnsi="Courier New" w:cs="Courier New"/>
-          <w:sz w:val="24"/>
-          <w:lang w:val="en-US"/>
-        </w:rPr>
-        <w:t xml:space="preserve">     # </w:t>
-      </w:r>
-    </w:p>
-    <w:p>
-      <w:pPr>
-        <w:ind w:firstLine="0"/>
-        <w:jc w:val="left"/>
-        <w:rPr>
-          <w:rFonts w:ascii="Courier New" w:hAnsi="Courier New" w:cs="Courier New"/>
-          <w:sz w:val="24"/>
-          <w:lang w:val="en-US"/>
-        </w:rPr>
-      </w:pPr>
-      <w:r>
-        <w:rPr>
-          <w:rFonts w:ascii="Courier New" w:hAnsi="Courier New" w:cs="Courier New"/>
-          <w:sz w:val="24"/>
-          <w:lang w:val="en-US"/>
-        </w:rPr>
-        <w:t xml:space="preserve">    #  </w:t>
-      </w:r>
-    </w:p>
-    <w:p>
-      <w:pPr>
-        <w:ind w:firstLine="0"/>
-        <w:jc w:val="left"/>
-        <w:rPr>
-          <w:rFonts w:ascii="Courier New" w:hAnsi="Courier New" w:cs="Courier New"/>
-          <w:sz w:val="24"/>
-          <w:lang w:val="en-US"/>
-        </w:rPr>
-      </w:pPr>
-      <w:r>
-        <w:rPr>
-          <w:rFonts w:ascii="Courier New" w:hAnsi="Courier New" w:cs="Courier New"/>
-          <w:sz w:val="24"/>
-          <w:lang w:val="en-US"/>
-        </w:rPr>
-        <w:t xml:space="preserve">   #   </w:t>
-      </w:r>
-    </w:p>
-    <w:p>
-      <w:pPr>
-        <w:ind w:firstLine="0"/>
-        <w:jc w:val="left"/>
-        <w:rPr>
-          <w:rFonts w:ascii="Courier New" w:hAnsi="Courier New" w:cs="Courier New"/>
-          <w:sz w:val="24"/>
-          <w:lang w:val="en-US"/>
-        </w:rPr>
-      </w:pPr>
-      <w:r>
-        <w:rPr>
-          <w:rFonts w:ascii="Courier New" w:hAnsi="Courier New" w:cs="Courier New"/>
-          <w:sz w:val="24"/>
-          <w:lang w:val="en-US"/>
-        </w:rPr>
-        <w:t xml:space="preserve">   #   "</w:t>
-      </w:r>
-    </w:p>
-    <w:p>
-      <w:pPr>
-        <w:ind w:firstLine="0"/>
-        <w:jc w:val="left"/>
-        <w:rPr>
-          <w:rFonts w:ascii="Courier New" w:hAnsi="Courier New" w:cs="Courier New"/>
-          <w:sz w:val="24"/>
-          <w:lang w:val="en-US"/>
-        </w:rPr>
-      </w:pPr>
-    </w:p>
-    <w:p>
-      <w:pPr>
-        <w:ind w:firstLine="0"/>
-        <w:jc w:val="left"/>
-        <w:rPr>
-          <w:rFonts w:ascii="Courier New" w:hAnsi="Courier New" w:cs="Courier New"/>
-          <w:sz w:val="24"/>
-          <w:lang w:val="en-US"/>
-        </w:rPr>
-      </w:pPr>
-      <w:r>
-        <w:rPr>
-          <w:rFonts w:ascii="Courier New" w:hAnsi="Courier New" w:cs="Courier New"/>
-          <w:sz w:val="24"/>
-          <w:lang w:val="en-US"/>
-        </w:rPr>
-        <w:t xml:space="preserve">DIGIT[8]="  ###  </w:t>
-      </w:r>
-    </w:p>
-    <w:p>
-      <w:pPr>
-        <w:ind w:firstLine="0"/>
-        <w:jc w:val="left"/>
-        <w:rPr>
-          <w:rFonts w:ascii="Courier New" w:hAnsi="Courier New" w:cs="Courier New"/>
-          <w:sz w:val="24"/>
-          <w:lang w:val="en-US"/>
-        </w:rPr>
-      </w:pPr>
-      <w:r>
-        <w:rPr>
-          <w:rFonts w:ascii="Courier New" w:hAnsi="Courier New" w:cs="Courier New"/>
-          <w:sz w:val="24"/>
-          <w:lang w:val="en-US"/>
-        </w:rPr>
-        <w:t xml:space="preserve"> #   # </w:t>
-      </w:r>
-    </w:p>
-    <w:p>
-      <w:pPr>
-        <w:ind w:firstLine="0"/>
-        <w:jc w:val="left"/>
-        <w:rPr>
-          <w:rFonts w:ascii="Courier New" w:hAnsi="Courier New" w:cs="Courier New"/>
-          <w:sz w:val="24"/>
-          <w:lang w:val="en-US"/>
-        </w:rPr>
-      </w:pPr>
-      <w:r>
-        <w:rPr>
-          <w:rFonts w:ascii="Courier New" w:hAnsi="Courier New" w:cs="Courier New"/>
-          <w:sz w:val="24"/>
-          <w:lang w:val="en-US"/>
-        </w:rPr>
-        <w:t xml:space="preserve">  ###  </w:t>
-      </w:r>
-    </w:p>
-    <w:p>
-      <w:pPr>
-        <w:ind w:firstLine="0"/>
-        <w:jc w:val="left"/>
-        <w:rPr>
-          <w:rFonts w:ascii="Courier New" w:hAnsi="Courier New" w:cs="Courier New"/>
-          <w:sz w:val="24"/>
-          <w:lang w:val="en-US"/>
-        </w:rPr>
-      </w:pPr>
-      <w:r>
-        <w:rPr>
-          <w:rFonts w:ascii="Courier New" w:hAnsi="Courier New" w:cs="Courier New"/>
-          <w:sz w:val="24"/>
-          <w:lang w:val="en-US"/>
-        </w:rPr>
-        <w:t xml:space="preserve"> #   # </w:t>
-      </w:r>
-    </w:p>
-    <w:p>
-      <w:pPr>
-        <w:ind w:firstLine="0"/>
-        <w:jc w:val="left"/>
-        <w:rPr>
-          <w:rFonts w:ascii="Courier New" w:hAnsi="Courier New" w:cs="Courier New"/>
-          <w:sz w:val="24"/>
-          <w:lang w:val="en-US"/>
-        </w:rPr>
-      </w:pPr>
-      <w:r>
-        <w:rPr>
-          <w:rFonts w:ascii="Courier New" w:hAnsi="Courier New" w:cs="Courier New"/>
-          <w:sz w:val="24"/>
-          <w:lang w:val="en-US"/>
-        </w:rPr>
-        <w:t xml:space="preserve">  ###  "</w:t>
-      </w:r>
-    </w:p>
-    <w:p>
-      <w:pPr>
-        <w:ind w:firstLine="0"/>
-        <w:jc w:val="left"/>
-        <w:rPr>
-          <w:rFonts w:ascii="Courier New" w:hAnsi="Courier New" w:cs="Courier New"/>
-          <w:sz w:val="24"/>
-          <w:lang w:val="en-US"/>
-        </w:rPr>
-      </w:pPr>
-    </w:p>
-    <w:p>
-      <w:pPr>
-        <w:ind w:firstLine="0"/>
-        <w:jc w:val="left"/>
-        <w:rPr>
-          <w:rFonts w:ascii="Courier New" w:hAnsi="Courier New" w:cs="Courier New"/>
-          <w:sz w:val="24"/>
-          <w:lang w:val="en-US"/>
-        </w:rPr>
-      </w:pPr>
-      <w:r>
-        <w:rPr>
-          <w:rFonts w:ascii="Courier New" w:hAnsi="Courier New" w:cs="Courier New"/>
-          <w:sz w:val="24"/>
-          <w:lang w:val="en-US"/>
-        </w:rPr>
-        <w:t xml:space="preserve">DIGIT[9]="  ###  </w:t>
-      </w:r>
-    </w:p>
-    <w:p>
-      <w:pPr>
-        <w:ind w:firstLine="0"/>
-        <w:jc w:val="left"/>
-        <w:rPr>
-          <w:rFonts w:ascii="Courier New" w:hAnsi="Courier New" w:cs="Courier New"/>
-          <w:sz w:val="24"/>
-          <w:lang w:val="en-US"/>
-        </w:rPr>
-      </w:pPr>
-      <w:r>
-        <w:rPr>
-          <w:rFonts w:ascii="Courier New" w:hAnsi="Courier New" w:cs="Courier New"/>
-          <w:sz w:val="24"/>
-          <w:lang w:val="en-US"/>
-        </w:rPr>
-        <w:t xml:space="preserve"> #   # </w:t>
-      </w:r>
-    </w:p>
-    <w:p>
-      <w:pPr>
-        <w:ind w:firstLine="0"/>
-        <w:jc w:val="left"/>
-        <w:rPr>
-          <w:rFonts w:ascii="Courier New" w:hAnsi="Courier New" w:cs="Courier New"/>
-          <w:sz w:val="24"/>
-          <w:lang w:val="en-US"/>
-        </w:rPr>
-      </w:pPr>
-      <w:r>
-        <w:rPr>
-          <w:rFonts w:ascii="Courier New" w:hAnsi="Courier New" w:cs="Courier New"/>
-          <w:sz w:val="24"/>
-          <w:lang w:val="en-US"/>
-        </w:rPr>
-        <w:t xml:space="preserve">  #### </w:t>
-      </w:r>
-    </w:p>
-    <w:p>
-      <w:pPr>
-        <w:ind w:firstLine="0"/>
-        <w:jc w:val="left"/>
-        <w:rPr>
-          <w:rFonts w:ascii="Courier New" w:hAnsi="Courier New" w:cs="Courier New"/>
-          <w:sz w:val="24"/>
-          <w:lang w:val="en-US"/>
-        </w:rPr>
-      </w:pPr>
-      <w:r>
-        <w:rPr>
-          <w:rFonts w:ascii="Courier New" w:hAnsi="Courier New" w:cs="Courier New"/>
-          <w:sz w:val="24"/>
-          <w:lang w:val="en-US"/>
-        </w:rPr>
-        <w:t xml:space="preserve">     # </w:t>
-      </w:r>
-    </w:p>
-    <w:p>
-      <w:pPr>
-        <w:ind w:firstLine="0"/>
-        <w:jc w:val="left"/>
-        <w:rPr>
-          <w:rFonts w:ascii="Courier New" w:hAnsi="Courier New" w:cs="Courier New"/>
-          <w:sz w:val="24"/>
-          <w:lang w:val="en-US"/>
-        </w:rPr>
-      </w:pPr>
-      <w:r>
-        <w:rPr>
-          <w:rFonts w:ascii="Courier New" w:hAnsi="Courier New" w:cs="Courier New"/>
-          <w:sz w:val="24"/>
-          <w:lang w:val="en-US"/>
-        </w:rPr>
-        <w:t xml:space="preserve">  ###  "</w:t>
-      </w:r>
-    </w:p>
-    <w:p>
-      <w:pPr>
-        <w:ind w:firstLine="0"/>
-        <w:jc w:val="left"/>
-        <w:rPr>
-          <w:rFonts w:ascii="Courier New" w:hAnsi="Courier New" w:cs="Courier New"/>
-          <w:sz w:val="24"/>
-          <w:lang w:val="en-US"/>
-        </w:rPr>
-      </w:pPr>
-    </w:p>
-    <w:p>
-      <w:pPr>
-        <w:ind w:firstLine="0"/>
-        <w:jc w:val="left"/>
-        <w:rPr>
-          <w:rFonts w:ascii="Courier New" w:hAnsi="Courier New" w:cs="Courier New"/>
-          <w:sz w:val="24"/>
-          <w:lang w:val="en-US"/>
-        </w:rPr>
-      </w:pPr>
-      <w:r>
-        <w:rPr>
-          <w:rFonts w:ascii="Courier New" w:hAnsi="Courier New" w:cs="Courier New"/>
-          <w:sz w:val="24"/>
-          <w:lang w:val="en-US"/>
-        </w:rPr>
-        <w:t xml:space="preserve">DIGIT[":"]="       </w:t>
-      </w:r>
-    </w:p>
-    <w:p>
-      <w:pPr>
-        <w:ind w:firstLine="0"/>
-        <w:jc w:val="left"/>
-        <w:rPr>
-          <w:rFonts w:ascii="Courier New" w:hAnsi="Courier New" w:cs="Courier New"/>
-          <w:sz w:val="24"/>
-          <w:lang w:val="en-US"/>
-        </w:rPr>
-      </w:pPr>
-      <w:r>
-        <w:rPr>
-          <w:rFonts w:ascii="Courier New" w:hAnsi="Courier New" w:cs="Courier New"/>
-          <w:sz w:val="24"/>
-          <w:lang w:val="en-US"/>
-        </w:rPr>
-        <w:t xml:space="preserve">   #   </w:t>
-      </w:r>
-    </w:p>
-    <w:p>
-      <w:pPr>
-        <w:ind w:firstLine="0"/>
-        <w:jc w:val="left"/>
-        <w:rPr>
-          <w:rFonts w:ascii="Courier New" w:hAnsi="Courier New" w:cs="Courier New"/>
-          <w:sz w:val="24"/>
-          <w:lang w:val="en-US"/>
-        </w:rPr>
-      </w:pPr>
-      <w:r>
-        <w:rPr>
-          <w:rFonts w:ascii="Courier New" w:hAnsi="Courier New" w:cs="Courier New"/>
-          <w:sz w:val="24"/>
-          <w:lang w:val="en-US"/>
-        </w:rPr>
-        <w:t xml:space="preserve">       </w:t>
-      </w:r>
-    </w:p>
-    <w:p>
-      <w:pPr>
-        <w:ind w:firstLine="0"/>
-        <w:jc w:val="left"/>
-        <w:rPr>
-          <w:rFonts w:ascii="Courier New" w:hAnsi="Courier New" w:cs="Courier New"/>
-          <w:sz w:val="24"/>
-          <w:lang w:val="en-US"/>
-        </w:rPr>
-      </w:pPr>
-      <w:r>
-        <w:rPr>
-          <w:rFonts w:ascii="Courier New" w:hAnsi="Courier New" w:cs="Courier New"/>
-          <w:sz w:val="24"/>
-          <w:lang w:val="en-US"/>
-        </w:rPr>
-        <w:t xml:space="preserve">   #   </w:t>
-      </w:r>
-    </w:p>
-    <w:p>
-      <w:pPr>
-        <w:ind w:firstLine="0"/>
-        <w:jc w:val="left"/>
-        <w:rPr>
-          <w:rFonts w:ascii="Courier New" w:hAnsi="Courier New" w:cs="Courier New"/>
-          <w:sz w:val="24"/>
-          <w:lang w:val="en-US"/>
-        </w:rPr>
-      </w:pPr>
-      <w:r>
-        <w:rPr>
-          <w:rFonts w:ascii="Courier New" w:hAnsi="Courier New" w:cs="Courier New"/>
-          <w:sz w:val="24"/>
-          <w:lang w:val="en-US"/>
-        </w:rPr>
-        <w:t xml:space="preserve">       "</w:t>
-      </w:r>
-    </w:p>
-    <w:p>
-      <w:pPr>
-        <w:ind w:firstLine="0"/>
-        <w:jc w:val="left"/>
-        <w:rPr>
-          <w:rFonts w:ascii="Courier New" w:hAnsi="Courier New" w:cs="Courier New"/>
-          <w:sz w:val="24"/>
-          <w:lang w:val="en-US"/>
-        </w:rPr>
-      </w:pPr>
-    </w:p>
-    <w:p>
-      <w:pPr>
-        <w:ind w:firstLine="0"/>
-        <w:jc w:val="left"/>
-        <w:rPr>
-          <w:rFonts w:ascii="Courier New" w:hAnsi="Courier New" w:cs="Courier New"/>
-          <w:sz w:val="24"/>
-          <w:lang w:val="en-US"/>
-        </w:rPr>
-      </w:pPr>
-      <w:r>
-        <w:rPr>
-          <w:rFonts w:ascii="Courier New" w:hAnsi="Courier New" w:cs="Courier New"/>
-          <w:sz w:val="24"/>
-          <w:lang w:val="en-US"/>
-        </w:rPr>
-        <w:t># Main function</w:t>
-      </w:r>
-    </w:p>
-    <w:p>
-      <w:pPr>
-        <w:ind w:firstLine="0"/>
-        <w:jc w:val="left"/>
-        <w:rPr>
-          <w:rFonts w:ascii="Courier New" w:hAnsi="Courier New" w:cs="Courier New"/>
-          <w:sz w:val="24"/>
-          <w:lang w:val="en-US"/>
-        </w:rPr>
-      </w:pPr>
-      <w:r>
-        <w:rPr>
-          <w:rFonts w:ascii="Courier New" w:hAnsi="Courier New" w:cs="Courier New"/>
-          <w:sz w:val="24"/>
-          <w:lang w:val="en-US"/>
-        </w:rPr>
-        <w:t>main() {</w:t>
-      </w:r>
-    </w:p>
-    <w:p>
-      <w:pPr>
-        <w:ind w:firstLine="0"/>
-        <w:jc w:val="left"/>
-        <w:rPr>
-          <w:rFonts w:ascii="Courier New" w:hAnsi="Courier New" w:cs="Courier New"/>
-          <w:sz w:val="24"/>
-          <w:lang w:val="en-US"/>
-        </w:rPr>
-      </w:pPr>
-      <w:r>
-        <w:rPr>
-          <w:rFonts w:ascii="Courier New" w:hAnsi="Courier New" w:cs="Courier New"/>
-          <w:sz w:val="24"/>
-          <w:lang w:val="en-US"/>
-        </w:rPr>
-        <w:t xml:space="preserve">    # Initialize generator</w:t>
-      </w:r>
-    </w:p>
-    <w:p>
-      <w:pPr>
-        <w:ind w:firstLine="0"/>
-        <w:jc w:val="left"/>
-        <w:rPr>
-          <w:rFonts w:ascii="Courier New" w:hAnsi="Courier New" w:cs="Courier New"/>
-          <w:sz w:val="24"/>
-          <w:lang w:val="en-US"/>
-        </w:rPr>
-      </w:pPr>
-      <w:r>
-        <w:rPr>
-          <w:rFonts w:ascii="Courier New" w:hAnsi="Courier New" w:cs="Courier New"/>
-          <w:sz w:val="24"/>
-          <w:lang w:val="en-US"/>
-        </w:rPr>
-        <w:t xml:space="preserve">    </w:t>
-      </w:r>
-      <w:proofErr w:type="spellStart"/>
-      <w:r>
-        <w:rPr>
-          <w:rFonts w:ascii="Courier New" w:hAnsi="Courier New" w:cs="Courier New"/>
-          <w:sz w:val="24"/>
-          <w:lang w:val="en-US"/>
-        </w:rPr>
-        <w:t>init_generator</w:t>
-      </w:r>
-      <w:proofErr w:type="spellEnd"/>
-    </w:p>
-    <w:p>
-      <w:pPr>
-        <w:ind w:firstLine="0"/>
-        <w:jc w:val="left"/>
-        <w:rPr>
-          <w:rFonts w:ascii="Courier New" w:hAnsi="Courier New" w:cs="Courier New"/>
-          <w:sz w:val="24"/>
-          <w:lang w:val="en-US"/>
-        </w:rPr>
-      </w:pPr>
-      <w:r>
-        <w:rPr>
-          <w:rFonts w:ascii="Courier New" w:hAnsi="Courier New" w:cs="Courier New"/>
-          <w:sz w:val="24"/>
-          <w:lang w:val="en-US"/>
-        </w:rPr>
-        <w:t xml:space="preserve">    </w:t>
-      </w:r>
-    </w:p>
-    <w:p>
-      <w:pPr>
-        <w:ind w:firstLine="0"/>
-        <w:jc w:val="left"/>
-        <w:rPr>
-          <w:rFonts w:ascii="Courier New" w:hAnsi="Courier New" w:cs="Courier New"/>
-          <w:sz w:val="24"/>
-          <w:lang w:val="en-US"/>
-        </w:rPr>
-      </w:pPr>
-      <w:r>
-        <w:rPr>
-          <w:rFonts w:ascii="Courier New" w:hAnsi="Courier New" w:cs="Courier New"/>
-          <w:sz w:val="24"/>
-          <w:lang w:val="en-US"/>
-        </w:rPr>
-        <w:t xml:space="preserve">    # Get terminal dimensions</w:t>
-      </w:r>
-    </w:p>
-    <w:p>
-      <w:pPr>
-        <w:ind w:firstLine="0"/>
-        <w:jc w:val="left"/>
-        <w:rPr>
-          <w:rFonts w:ascii="Courier New" w:hAnsi="Courier New" w:cs="Courier New"/>
-          <w:sz w:val="24"/>
-          <w:lang w:val="en-US"/>
-        </w:rPr>
-      </w:pPr>
-      <w:r>
-        <w:rPr>
-          <w:rFonts w:ascii="Courier New" w:hAnsi="Courier New" w:cs="Courier New"/>
-          <w:sz w:val="24"/>
-          <w:lang w:val="en-US"/>
-        </w:rPr>
-        <w:t xml:space="preserve">    local width=$(</w:t>
-      </w:r>
-      <w:proofErr w:type="spellStart"/>
-      <w:r>
-        <w:rPr>
-          <w:rFonts w:ascii="Courier New" w:hAnsi="Courier New" w:cs="Courier New"/>
-          <w:sz w:val="24"/>
-          <w:lang w:val="en-US"/>
-        </w:rPr>
-        <w:t>tput</w:t>
-      </w:r>
-      <w:proofErr w:type="spellEnd"/>
-      <w:r>
-        <w:rPr>
-          <w:rFonts w:ascii="Courier New" w:hAnsi="Courier New" w:cs="Courier New"/>
-          <w:sz w:val="24"/>
-          <w:lang w:val="en-US"/>
-        </w:rPr>
-        <w:t xml:space="preserve"> cols)</w:t>
-      </w:r>
-    </w:p>
-    <w:p>
-      <w:pPr>
-        <w:ind w:firstLine="0"/>
-        <w:jc w:val="left"/>
-        <w:rPr>
-          <w:rFonts w:ascii="Courier New" w:hAnsi="Courier New" w:cs="Courier New"/>
-          <w:sz w:val="24"/>
-          <w:lang w:val="en-US"/>
-        </w:rPr>
-      </w:pPr>
-      <w:r>
-        <w:rPr>
-          <w:rFonts w:ascii="Courier New" w:hAnsi="Courier New" w:cs="Courier New"/>
-          <w:sz w:val="24"/>
-          <w:lang w:val="en-US"/>
-        </w:rPr>
-        <w:t xml:space="preserve">    local height=$(</w:t>
-      </w:r>
-      <w:proofErr w:type="spellStart"/>
-      <w:r>
-        <w:rPr>
-          <w:rFonts w:ascii="Courier New" w:hAnsi="Courier New" w:cs="Courier New"/>
-          <w:sz w:val="24"/>
-          <w:lang w:val="en-US"/>
-        </w:rPr>
-        <w:t>tput</w:t>
-      </w:r>
-      <w:proofErr w:type="spellEnd"/>
-      <w:r>
-        <w:rPr>
-          <w:rFonts w:ascii="Courier New" w:hAnsi="Courier New" w:cs="Courier New"/>
-          <w:sz w:val="24"/>
-          <w:lang w:val="en-US"/>
-        </w:rPr>
-        <w:t xml:space="preserve"> lines)</w:t>
-      </w:r>
-    </w:p>
-    <w:p>
-      <w:pPr>
-        <w:ind w:firstLine="0"/>
-        <w:jc w:val="left"/>
-        <w:rPr>
-          <w:rFonts w:ascii="Courier New" w:hAnsi="Courier New" w:cs="Courier New"/>
-          <w:sz w:val="24"/>
-          <w:lang w:val="en-US"/>
-        </w:rPr>
-      </w:pPr>
-      <w:r>
-        <w:rPr>
-          <w:rFonts w:ascii="Courier New" w:hAnsi="Courier New" w:cs="Courier New"/>
-          <w:sz w:val="24"/>
-          <w:lang w:val="en-US"/>
-        </w:rPr>
-        <w:t xml:space="preserve">    </w:t>
-      </w:r>
-    </w:p>
-    <w:p>
-      <w:pPr>
-        <w:ind w:firstLine="0"/>
-        <w:jc w:val="left"/>
-        <w:rPr>
-          <w:rFonts w:ascii="Courier New" w:hAnsi="Courier New" w:cs="Courier New"/>
-          <w:sz w:val="24"/>
-          <w:lang w:val="en-US"/>
-        </w:rPr>
-      </w:pPr>
-      <w:r>
-        <w:rPr>
-          <w:rFonts w:ascii="Courier New" w:hAnsi="Courier New" w:cs="Courier New"/>
-          <w:sz w:val="24"/>
-          <w:lang w:val="en-US"/>
-        </w:rPr>
-        <w:t xml:space="preserve">    # Settings</w:t>
-      </w:r>
-    </w:p>
-    <w:p>
-      <w:pPr>
-        <w:ind w:firstLine="0"/>
-        <w:jc w:val="left"/>
-        <w:rPr>
-          <w:rFonts w:ascii="Courier New" w:hAnsi="Courier New" w:cs="Courier New"/>
-          <w:sz w:val="24"/>
-          <w:lang w:val="en-US"/>
-        </w:rPr>
-      </w:pPr>
-      <w:r>
-        <w:rPr>
-          <w:rFonts w:ascii="Courier New" w:hAnsi="Courier New" w:cs="Courier New"/>
-          <w:sz w:val="24"/>
-          <w:lang w:val="en-US"/>
-        </w:rPr>
-        <w:t xml:space="preserve">    local </w:t>
-      </w:r>
-      <w:proofErr w:type="spellStart"/>
-      <w:r>
-        <w:rPr>
-          <w:rFonts w:ascii="Courier New" w:hAnsi="Courier New" w:cs="Courier New"/>
-          <w:sz w:val="24"/>
-          <w:lang w:val="en-US"/>
-        </w:rPr>
-        <w:t>update_interval</w:t>
-      </w:r>
-      <w:proofErr w:type="spellEnd"/>
-      <w:r>
-        <w:rPr>
-          <w:rFonts w:ascii="Courier New" w:hAnsi="Courier New" w:cs="Courier New"/>
-          <w:sz w:val="24"/>
-          <w:lang w:val="en-US"/>
-        </w:rPr>
-        <w:t>=1</w:t>
-      </w:r>
-    </w:p>
-    <w:p>
-      <w:pPr>
-        <w:ind w:firstLine="0"/>
-        <w:jc w:val="left"/>
-        <w:rPr>
-          <w:rFonts w:ascii="Courier New" w:hAnsi="Courier New" w:cs="Courier New"/>
-          <w:sz w:val="24"/>
-          <w:lang w:val="en-US"/>
-        </w:rPr>
-      </w:pPr>
-      <w:r>
-        <w:rPr>
-          <w:rFonts w:ascii="Courier New" w:hAnsi="Courier New" w:cs="Courier New"/>
-          <w:sz w:val="24"/>
-          <w:lang w:val="en-US"/>
-        </w:rPr>
-        <w:t xml:space="preserve">    local </w:t>
-      </w:r>
-      <w:proofErr w:type="spellStart"/>
-      <w:r>
-        <w:rPr>
-          <w:rFonts w:ascii="Courier New" w:hAnsi="Courier New" w:cs="Courier New"/>
-          <w:sz w:val="24"/>
-          <w:lang w:val="en-US"/>
-        </w:rPr>
-        <w:t>move_interval</w:t>
-      </w:r>
-      <w:proofErr w:type="spellEnd"/>
-      <w:r>
-        <w:rPr>
-          <w:rFonts w:ascii="Courier New" w:hAnsi="Courier New" w:cs="Courier New"/>
-          <w:sz w:val="24"/>
-          <w:lang w:val="en-US"/>
-        </w:rPr>
-        <w:t>=10</w:t>
-      </w:r>
-    </w:p>
-    <w:p>
-      <w:pPr>
-        <w:ind w:firstLine="0"/>
-        <w:jc w:val="left"/>
-        <w:rPr>
-          <w:rFonts w:ascii="Courier New" w:hAnsi="Courier New" w:cs="Courier New"/>
-          <w:sz w:val="24"/>
-          <w:lang w:val="en-US"/>
-        </w:rPr>
-      </w:pPr>
-      <w:r>
-        <w:rPr>
-          <w:rFonts w:ascii="Courier New" w:hAnsi="Courier New" w:cs="Courier New"/>
-          <w:sz w:val="24"/>
-          <w:lang w:val="en-US"/>
-        </w:rPr>
-        <w:t xml:space="preserve">    local </w:t>
-      </w:r>
-      <w:proofErr w:type="spellStart"/>
-      <w:r>
-        <w:rPr>
-          <w:rFonts w:ascii="Courier New" w:hAnsi="Courier New" w:cs="Courier New"/>
-          <w:sz w:val="24"/>
-          <w:lang w:val="en-US"/>
-        </w:rPr>
-        <w:t>refresh_interval</w:t>
-      </w:r>
-      <w:proofErr w:type="spellEnd"/>
-      <w:r>
-        <w:rPr>
-          <w:rFonts w:ascii="Courier New" w:hAnsi="Courier New" w:cs="Courier New"/>
-          <w:sz w:val="24"/>
-          <w:lang w:val="en-US"/>
-        </w:rPr>
-        <w:t>=10</w:t>
-      </w:r>
-    </w:p>
-    <w:p>
-      <w:pPr>
-        <w:ind w:firstLine="0"/>
-        <w:jc w:val="left"/>
-        <w:rPr>
-          <w:rFonts w:ascii="Courier New" w:hAnsi="Courier New" w:cs="Courier New"/>
-          <w:sz w:val="24"/>
-          <w:lang w:val="en-US"/>
-        </w:rPr>
-      </w:pPr>
-      <w:r>
-        <w:rPr>
-          <w:rFonts w:ascii="Courier New" w:hAnsi="Courier New" w:cs="Courier New"/>
-          <w:sz w:val="24"/>
-          <w:lang w:val="en-US"/>
-        </w:rPr>
-        <w:t xml:space="preserve">    </w:t>
-      </w:r>
-    </w:p>
-    <w:p>
-      <w:pPr>
-        <w:ind w:firstLine="0"/>
-        <w:jc w:val="left"/>
-        <w:rPr>
-          <w:rFonts w:ascii="Courier New" w:hAnsi="Courier New" w:cs="Courier New"/>
-          <w:sz w:val="24"/>
-          <w:lang w:val="en-US"/>
-        </w:rPr>
-      </w:pPr>
-      <w:r>
-        <w:rPr>
-          <w:rFonts w:ascii="Courier New" w:hAnsi="Courier New" w:cs="Courier New"/>
-          <w:sz w:val="24"/>
-          <w:lang w:val="en-US"/>
-        </w:rPr>
-        <w:t xml:space="preserve">    # Initial position</w:t>
-      </w:r>
-    </w:p>
-    <w:p>
-      <w:pPr>
-        <w:ind w:firstLine="0"/>
-        <w:jc w:val="left"/>
-        <w:rPr>
-          <w:rFonts w:ascii="Courier New" w:hAnsi="Courier New" w:cs="Courier New"/>
-          <w:sz w:val="24"/>
-          <w:lang w:val="en-US"/>
-        </w:rPr>
-      </w:pPr>
-      <w:r>
-        <w:rPr>
-          <w:rFonts w:ascii="Courier New" w:hAnsi="Courier New" w:cs="Courier New"/>
-          <w:sz w:val="24"/>
-          <w:lang w:val="en-US"/>
-        </w:rPr>
-        <w:t xml:space="preserve">    local x=$(( $(</w:t>
-      </w:r>
-      <w:proofErr w:type="spellStart"/>
-      <w:r>
-        <w:rPr>
-          <w:rFonts w:ascii="Courier New" w:hAnsi="Courier New" w:cs="Courier New"/>
-          <w:sz w:val="24"/>
-          <w:lang w:val="en-US"/>
-        </w:rPr>
-        <w:t>my_random</w:t>
-      </w:r>
-      <w:proofErr w:type="spellEnd"/>
-      <w:r>
-        <w:rPr>
-          <w:rFonts w:ascii="Courier New" w:hAnsi="Courier New" w:cs="Courier New"/>
-          <w:sz w:val="24"/>
-          <w:lang w:val="en-US"/>
-        </w:rPr>
         <w:t xml:space="preserve"> $((width - 50))) ))</w:t>
       </w:r>
     </w:p>
@@ -4845,7 +4810,25 @@
           <w:sz w:val="24"/>
           <w:lang w:val="en-US"/>
         </w:rPr>
-        <w:t xml:space="preserve">    local y=$(( $(</w:t>
+        <w:t xml:space="preserve">    local y=$</w:t>
+      </w:r>
+      <w:proofErr w:type="gramStart"/>
+      <w:r>
+        <w:rPr>
+          <w:rFonts w:ascii="Courier New" w:hAnsi="Courier New" w:cs="Courier New"/>
+          <w:sz w:val="24"/>
+          <w:lang w:val="en-US"/>
+        </w:rPr>
+        <w:t>(( $</w:t>
+      </w:r>
+      <w:proofErr w:type="gramEnd"/>
+      <w:r>
+        <w:rPr>
+          <w:rFonts w:ascii="Courier New" w:hAnsi="Courier New" w:cs="Courier New"/>
+          <w:sz w:val="24"/>
+          <w:lang w:val="en-US"/>
+        </w:rPr>
+        <w:t>(</w:t>
       </w:r>
       <w:proofErr w:type="spellStart"/>
       <w:r>
@@ -4901,7 +4884,25 @@
           <w:sz w:val="24"/>
           <w:lang w:val="en-US"/>
         </w:rPr>
-        <w:t xml:space="preserve"> 1 ] &amp;&amp; x=1</w:t>
+        <w:t xml:space="preserve"> </w:t>
+      </w:r>
+      <w:proofErr w:type="gramStart"/>
+      <w:r>
+        <w:rPr>
+          <w:rFonts w:ascii="Courier New" w:hAnsi="Courier New" w:cs="Courier New"/>
+          <w:sz w:val="24"/>
+          <w:lang w:val="en-US"/>
+        </w:rPr>
+        <w:t>1 ]</w:t>
+      </w:r>
+      <w:proofErr w:type="gramEnd"/>
+      <w:r>
+        <w:rPr>
+          <w:rFonts w:ascii="Courier New" w:hAnsi="Courier New" w:cs="Courier New"/>
+          <w:sz w:val="24"/>
+          <w:lang w:val="en-US"/>
+        </w:rPr>
+        <w:t xml:space="preserve"> &amp;&amp; x=1</w:t>
       </w:r>
     </w:p>
     <w:p>
@@ -4938,7 +4939,25 @@
           <w:sz w:val="24"/>
           <w:lang w:val="en-US"/>
         </w:rPr>
-        <w:t xml:space="preserve"> 1 ] &amp;&amp; y=1</w:t>
+        <w:t xml:space="preserve"> </w:t>
+      </w:r>
+      <w:proofErr w:type="gramStart"/>
+      <w:r>
+        <w:rPr>
+          <w:rFonts w:ascii="Courier New" w:hAnsi="Courier New" w:cs="Courier New"/>
+          <w:sz w:val="24"/>
+          <w:lang w:val="en-US"/>
+        </w:rPr>
+        <w:t>1 ]</w:t>
+      </w:r>
+      <w:proofErr w:type="gramEnd"/>
+      <w:r>
+        <w:rPr>
+          <w:rFonts w:ascii="Courier New" w:hAnsi="Courier New" w:cs="Courier New"/>
+          <w:sz w:val="24"/>
+          <w:lang w:val="en-US"/>
+        </w:rPr>
+        <w:t xml:space="preserve"> &amp;&amp; y=1</w:t>
       </w:r>
     </w:p>
     <w:p>
@@ -5414,16 +5433,34 @@
           <w:sz w:val="24"/>
           <w:lang w:val="en-US"/>
         </w:rPr>
-        <w:t>refresh_interval</w:t>
-      </w:r>
-      <w:proofErr w:type="spellEnd"/>
-      <w:r>
-        <w:rPr>
-          <w:rFonts w:ascii="Courier New" w:hAnsi="Courier New" w:cs="Courier New"/>
-          <w:sz w:val="24"/>
-          <w:lang w:val="en-US"/>
-        </w:rPr>
-        <w:t xml:space="preserve"> ]; then</w:t>
+        <w:t>refresh_</w:t>
+      </w:r>
+      <w:proofErr w:type="gramStart"/>
+      <w:r>
+        <w:rPr>
+          <w:rFonts w:ascii="Courier New" w:hAnsi="Courier New" w:cs="Courier New"/>
+          <w:sz w:val="24"/>
+          <w:lang w:val="en-US"/>
+        </w:rPr>
+        <w:t>interval</w:t>
+      </w:r>
+      <w:proofErr w:type="spellEnd"/>
+      <w:r>
+        <w:rPr>
+          <w:rFonts w:ascii="Courier New" w:hAnsi="Courier New" w:cs="Courier New"/>
+          <w:sz w:val="24"/>
+          <w:lang w:val="en-US"/>
+        </w:rPr>
+        <w:t xml:space="preserve"> ]</w:t>
+      </w:r>
+      <w:proofErr w:type="gramEnd"/>
+      <w:r>
+        <w:rPr>
+          <w:rFonts w:ascii="Courier New" w:hAnsi="Courier New" w:cs="Courier New"/>
+          <w:sz w:val="24"/>
+          <w:lang w:val="en-US"/>
+        </w:rPr>
+        <w:t>; then</w:t>
       </w:r>
     </w:p>
     <w:p>
@@ -5619,35 +5656,71 @@
           <w:sz w:val="24"/>
           <w:lang w:val="en-US"/>
         </w:rPr>
-        <w:t>move_interval</w:t>
-      </w:r>
-      <w:proofErr w:type="spellEnd"/>
-      <w:r>
-        <w:rPr>
-          <w:rFonts w:ascii="Courier New" w:hAnsi="Courier New" w:cs="Courier New"/>
-          <w:sz w:val="24"/>
-          <w:lang w:val="en-US"/>
-        </w:rPr>
-        <w:t xml:space="preserve"> ]; then</w:t>
-      </w:r>
-    </w:p>
-    <w:p>
-      <w:pPr>
-        <w:ind w:firstLine="0"/>
-        <w:jc w:val="left"/>
-        <w:rPr>
-          <w:rFonts w:ascii="Courier New" w:hAnsi="Courier New" w:cs="Courier New"/>
-          <w:sz w:val="24"/>
-          <w:lang w:val="en-US"/>
-        </w:rPr>
-      </w:pPr>
-      <w:r>
-        <w:rPr>
-          <w:rFonts w:ascii="Courier New" w:hAnsi="Courier New" w:cs="Courier New"/>
-          <w:sz w:val="24"/>
-          <w:lang w:val="en-US"/>
-        </w:rPr>
-        <w:t xml:space="preserve">            x=$(( $(</w:t>
+        <w:t>move_</w:t>
+      </w:r>
+      <w:proofErr w:type="gramStart"/>
+      <w:r>
+        <w:rPr>
+          <w:rFonts w:ascii="Courier New" w:hAnsi="Courier New" w:cs="Courier New"/>
+          <w:sz w:val="24"/>
+          <w:lang w:val="en-US"/>
+        </w:rPr>
+        <w:t>interval</w:t>
+      </w:r>
+      <w:proofErr w:type="spellEnd"/>
+      <w:r>
+        <w:rPr>
+          <w:rFonts w:ascii="Courier New" w:hAnsi="Courier New" w:cs="Courier New"/>
+          <w:sz w:val="24"/>
+          <w:lang w:val="en-US"/>
+        </w:rPr>
+        <w:t xml:space="preserve"> ]</w:t>
+      </w:r>
+      <w:proofErr w:type="gramEnd"/>
+      <w:r>
+        <w:rPr>
+          <w:rFonts w:ascii="Courier New" w:hAnsi="Courier New" w:cs="Courier New"/>
+          <w:sz w:val="24"/>
+          <w:lang w:val="en-US"/>
+        </w:rPr>
+        <w:t>; then</w:t>
+      </w:r>
+    </w:p>
+    <w:p>
+      <w:pPr>
+        <w:ind w:firstLine="0"/>
+        <w:jc w:val="left"/>
+        <w:rPr>
+          <w:rFonts w:ascii="Courier New" w:hAnsi="Courier New" w:cs="Courier New"/>
+          <w:sz w:val="24"/>
+          <w:lang w:val="en-US"/>
+        </w:rPr>
+      </w:pPr>
+      <w:r>
+        <w:rPr>
+          <w:rFonts w:ascii="Courier New" w:hAnsi="Courier New" w:cs="Courier New"/>
+          <w:sz w:val="24"/>
+          <w:lang w:val="en-US"/>
+        </w:rPr>
+        <w:t xml:space="preserve">            x=$</w:t>
+      </w:r>
+      <w:proofErr w:type="gramStart"/>
+      <w:r>
+        <w:rPr>
+          <w:rFonts w:ascii="Courier New" w:hAnsi="Courier New" w:cs="Courier New"/>
+          <w:sz w:val="24"/>
+          <w:lang w:val="en-US"/>
+        </w:rPr>
+        <w:t>(( $</w:t>
+      </w:r>
+      <w:proofErr w:type="gramEnd"/>
+      <w:r>
+        <w:rPr>
+          <w:rFonts w:ascii="Courier New" w:hAnsi="Courier New" w:cs="Courier New"/>
+          <w:sz w:val="24"/>
+          <w:lang w:val="en-US"/>
+        </w:rPr>
+        <w:t>(</w:t>
       </w:r>
       <w:proofErr w:type="spellStart"/>
       <w:r>
@@ -5684,7 +5757,25 @@
           <w:sz w:val="24"/>
           <w:lang w:val="en-US"/>
         </w:rPr>
-        <w:t xml:space="preserve">            y=$(( $(</w:t>
+        <w:t xml:space="preserve">            y=$</w:t>
+      </w:r>
+      <w:proofErr w:type="gramStart"/>
+      <w:r>
+        <w:rPr>
+          <w:rFonts w:ascii="Courier New" w:hAnsi="Courier New" w:cs="Courier New"/>
+          <w:sz w:val="24"/>
+          <w:lang w:val="en-US"/>
+        </w:rPr>
+        <w:t>(( $</w:t>
+      </w:r>
+      <w:proofErr w:type="gramEnd"/>
+      <w:r>
+        <w:rPr>
+          <w:rFonts w:ascii="Courier New" w:hAnsi="Courier New" w:cs="Courier New"/>
+          <w:sz w:val="24"/>
+          <w:lang w:val="en-US"/>
+        </w:rPr>
+        <w:t>(</w:t>
       </w:r>
       <w:proofErr w:type="spellStart"/>
       <w:r>
@@ -5739,7 +5830,25 @@
           <w:sz w:val="24"/>
           <w:lang w:val="en-US"/>
         </w:rPr>
-        <w:t xml:space="preserve"> 1 ] &amp;&amp; x=1</w:t>
+        <w:t xml:space="preserve"> </w:t>
+      </w:r>
+      <w:proofErr w:type="gramStart"/>
+      <w:r>
+        <w:rPr>
+          <w:rFonts w:ascii="Courier New" w:hAnsi="Courier New" w:cs="Courier New"/>
+          <w:sz w:val="24"/>
+          <w:lang w:val="en-US"/>
+        </w:rPr>
+        <w:t>1 ]</w:t>
+      </w:r>
+      <w:proofErr w:type="gramEnd"/>
+      <w:r>
+        <w:rPr>
+          <w:rFonts w:ascii="Courier New" w:hAnsi="Courier New" w:cs="Courier New"/>
+          <w:sz w:val="24"/>
+          <w:lang w:val="en-US"/>
+        </w:rPr>
+        <w:t xml:space="preserve"> &amp;&amp; x=1</w:t>
       </w:r>
     </w:p>
     <w:p>
@@ -5776,7 +5885,25 @@
           <w:sz w:val="24"/>
           <w:lang w:val="en-US"/>
         </w:rPr>
-        <w:t xml:space="preserve"> 1 ] &amp;&amp; y=1</w:t>
+        <w:t xml:space="preserve"> </w:t>
+      </w:r>
+      <w:proofErr w:type="gramStart"/>
+      <w:r>
+        <w:rPr>
+          <w:rFonts w:ascii="Courier New" w:hAnsi="Courier New" w:cs="Courier New"/>
+          <w:sz w:val="24"/>
+          <w:lang w:val="en-US"/>
+        </w:rPr>
+        <w:t>1 ]</w:t>
+      </w:r>
+      <w:proofErr w:type="gramEnd"/>
+      <w:r>
+        <w:rPr>
+          <w:rFonts w:ascii="Courier New" w:hAnsi="Courier New" w:cs="Courier New"/>
+          <w:sz w:val="24"/>
+          <w:lang w:val="en-US"/>
+        </w:rPr>
+        <w:t xml:space="preserve"> &amp;&amp; y=1</w:t>
       </w:r>
     </w:p>
     <w:p>
@@ -5907,7 +6034,25 @@
           <w:sz w:val="24"/>
           <w:lang w:val="en-US"/>
         </w:rPr>
-        <w:t>=$(date +"%H:%M:%S")</w:t>
+        <w:t>=$(date +"%</w:t>
+      </w:r>
+      <w:proofErr w:type="gramStart"/>
+      <w:r>
+        <w:rPr>
+          <w:rFonts w:ascii="Courier New" w:hAnsi="Courier New" w:cs="Courier New"/>
+          <w:sz w:val="24"/>
+          <w:lang w:val="en-US"/>
+        </w:rPr>
+        <w:t>H:%</w:t>
+      </w:r>
+      <w:proofErr w:type="gramEnd"/>
+      <w:r>
+        <w:rPr>
+          <w:rFonts w:ascii="Courier New" w:hAnsi="Courier New" w:cs="Courier New"/>
+          <w:sz w:val="24"/>
+          <w:lang w:val="en-US"/>
+        </w:rPr>
+        <w:t>M:%S")</w:t>
       </w:r>
     </w:p>
     <w:p>
@@ -6083,16 +6228,34 @@
           <w:sz w:val="24"/>
           <w:lang w:val="en-US"/>
         </w:rPr>
-        <w:t>time_str</w:t>
-      </w:r>
-      <w:proofErr w:type="spellEnd"/>
-      <w:r>
-        <w:rPr>
-          <w:rFonts w:ascii="Courier New" w:hAnsi="Courier New" w:cs="Courier New"/>
-          <w:sz w:val="24"/>
-          <w:lang w:val="en-US"/>
-        </w:rPr>
-        <w:t>:$i:1}"</w:t>
+        <w:t>time_</w:t>
+      </w:r>
+      <w:proofErr w:type="gramStart"/>
+      <w:r>
+        <w:rPr>
+          <w:rFonts w:ascii="Courier New" w:hAnsi="Courier New" w:cs="Courier New"/>
+          <w:sz w:val="24"/>
+          <w:lang w:val="en-US"/>
+        </w:rPr>
+        <w:t>str</w:t>
+      </w:r>
+      <w:proofErr w:type="spellEnd"/>
+      <w:r>
+        <w:rPr>
+          <w:rFonts w:ascii="Courier New" w:hAnsi="Courier New" w:cs="Courier New"/>
+          <w:sz w:val="24"/>
+          <w:lang w:val="en-US"/>
+        </w:rPr>
+        <w:t>:$</w:t>
+      </w:r>
+      <w:proofErr w:type="gramEnd"/>
+      <w:r>
+        <w:rPr>
+          <w:rFonts w:ascii="Courier New" w:hAnsi="Courier New" w:cs="Courier New"/>
+          <w:sz w:val="24"/>
+          <w:lang w:val="en-US"/>
+        </w:rPr>
+        <w:t>i:1}"</w:t>
       </w:r>
     </w:p>
     <w:p>
@@ -6279,9 +6442,19 @@
           <w:sz w:val="24"/>
           <w:lang w:val="en-US"/>
         </w:rPr>
-        <w:t xml:space="preserve"> "\033[%d;%</w:t>
-      </w:r>
-      <w:proofErr w:type="spellStart"/>
+        <w:t xml:space="preserve"> "\033[%</w:t>
+      </w:r>
+      <w:proofErr w:type="gramStart"/>
+      <w:r>
+        <w:rPr>
+          <w:rFonts w:ascii="Courier New" w:hAnsi="Courier New" w:cs="Courier New"/>
+          <w:sz w:val="24"/>
+          <w:lang w:val="en-US"/>
+        </w:rPr>
+        <w:t>d;%</w:t>
+      </w:r>
+      <w:proofErr w:type="spellStart"/>
+      <w:proofErr w:type="gramEnd"/>
       <w:r>
         <w:rPr>
           <w:rFonts w:ascii="Courier New" w:hAnsi="Courier New" w:cs="Courier New"/>
@@ -6391,7 +6564,25 @@
           <w:sz w:val="24"/>
           <w:lang w:val="en-US"/>
         </w:rPr>
-        <w:t xml:space="preserve">            if [ "$char" = ":" ]; then</w:t>
+        <w:t xml:space="preserve">            if [ "$char" = ":</w:t>
+      </w:r>
+      <w:proofErr w:type="gramStart"/>
+      <w:r>
+        <w:rPr>
+          <w:rFonts w:ascii="Courier New" w:hAnsi="Courier New" w:cs="Courier New"/>
+          <w:sz w:val="24"/>
+          <w:lang w:val="en-US"/>
+        </w:rPr>
+        <w:t>" ]</w:t>
+      </w:r>
+      <w:proofErr w:type="gramEnd"/>
+      <w:r>
+        <w:rPr>
+          <w:rFonts w:ascii="Courier New" w:hAnsi="Courier New" w:cs="Courier New"/>
+          <w:sz w:val="24"/>
+          <w:lang w:val="en-US"/>
+        </w:rPr>
+        <w:t>; then</w:t>
       </w:r>
     </w:p>
     <w:p>
@@ -6653,7 +6844,25 @@
           <w:sz w:val="24"/>
           <w:lang w:val="en-US"/>
         </w:rPr>
-        <w:t>=$(( (width - ${#info}) / 2 ))</w:t>
+        <w:t>=$</w:t>
+      </w:r>
+      <w:proofErr w:type="gramStart"/>
+      <w:r>
+        <w:rPr>
+          <w:rFonts w:ascii="Courier New" w:hAnsi="Courier New" w:cs="Courier New"/>
+          <w:sz w:val="24"/>
+          <w:lang w:val="en-US"/>
+        </w:rPr>
+        <w:t>(( (</w:t>
+      </w:r>
+      <w:proofErr w:type="gramEnd"/>
+      <w:r>
+        <w:rPr>
+          <w:rFonts w:ascii="Courier New" w:hAnsi="Courier New" w:cs="Courier New"/>
+          <w:sz w:val="24"/>
+          <w:lang w:val="en-US"/>
+        </w:rPr>
+        <w:t>width - ${#info}) / 2 ))</w:t>
       </w:r>
     </w:p>
     <w:p>
@@ -6708,7 +6917,25 @@
           <w:sz w:val="24"/>
           <w:lang w:val="en-US"/>
         </w:rPr>
-        <w:t xml:space="preserve"> 0 ] &amp;&amp; </w:t>
+        <w:t xml:space="preserve"> </w:t>
+      </w:r>
+      <w:proofErr w:type="gramStart"/>
+      <w:r>
+        <w:rPr>
+          <w:rFonts w:ascii="Courier New" w:hAnsi="Courier New" w:cs="Courier New"/>
+          <w:sz w:val="24"/>
+          <w:lang w:val="en-US"/>
+        </w:rPr>
+        <w:t>0 ]</w:t>
+      </w:r>
+      <w:proofErr w:type="gramEnd"/>
+      <w:r>
+        <w:rPr>
+          <w:rFonts w:ascii="Courier New" w:hAnsi="Courier New" w:cs="Courier New"/>
+          <w:sz w:val="24"/>
+          <w:lang w:val="en-US"/>
+        </w:rPr>
+        <w:t xml:space="preserve"> &amp;&amp; </w:t>
       </w:r>
       <w:proofErr w:type="spellStart"/>
       <w:r>
@@ -6782,9 +7009,19 @@
           <w:sz w:val="24"/>
           <w:lang w:val="en-US"/>
         </w:rPr>
-        <w:t xml:space="preserve"> "\033[%d;%</w:t>
-      </w:r>
-      <w:proofErr w:type="spellStart"/>
+        <w:t xml:space="preserve"> "\033[%</w:t>
+      </w:r>
+      <w:proofErr w:type="gramStart"/>
+      <w:r>
+        <w:rPr>
+          <w:rFonts w:ascii="Courier New" w:hAnsi="Courier New" w:cs="Courier New"/>
+          <w:sz w:val="24"/>
+          <w:lang w:val="en-US"/>
+        </w:rPr>
+        <w:t>d;%</w:t>
+      </w:r>
+      <w:proofErr w:type="spellStart"/>
+      <w:proofErr w:type="gramEnd"/>
       <w:r>
         <w:rPr>
           <w:rFonts w:ascii="Courier New" w:hAnsi="Courier New" w:cs="Courier New"/>
@@ -6911,7 +7148,25 @@
           <w:sz w:val="24"/>
           <w:lang w:val="en-US"/>
         </w:rPr>
-        <w:t xml:space="preserve"> - now))s"</w:t>
+        <w:t xml:space="preserve"> - now</w:t>
+      </w:r>
+      <w:proofErr w:type="gramStart"/>
+      <w:r>
+        <w:rPr>
+          <w:rFonts w:ascii="Courier New" w:hAnsi="Courier New" w:cs="Courier New"/>
+          <w:sz w:val="24"/>
+          <w:lang w:val="en-US"/>
+        </w:rPr>
+        <w:t>))s</w:t>
+      </w:r>
+      <w:proofErr w:type="gramEnd"/>
+      <w:r>
+        <w:rPr>
+          <w:rFonts w:ascii="Courier New" w:hAnsi="Courier New" w:cs="Courier New"/>
+          <w:sz w:val="24"/>
+          <w:lang w:val="en-US"/>
+        </w:rPr>
+        <w:t>"</w:t>
       </w:r>
     </w:p>
     <w:p>
@@ -6948,7 +7203,25 @@
           <w:sz w:val="24"/>
           <w:lang w:val="en-US"/>
         </w:rPr>
-        <w:t>=$(( (width - ${#status}) / 2 ))</w:t>
+        <w:t>=$</w:t>
+      </w:r>
+      <w:proofErr w:type="gramStart"/>
+      <w:r>
+        <w:rPr>
+          <w:rFonts w:ascii="Courier New" w:hAnsi="Courier New" w:cs="Courier New"/>
+          <w:sz w:val="24"/>
+          <w:lang w:val="en-US"/>
+        </w:rPr>
+        <w:t>(( (</w:t>
+      </w:r>
+      <w:proofErr w:type="gramEnd"/>
+      <w:r>
+        <w:rPr>
+          <w:rFonts w:ascii="Courier New" w:hAnsi="Courier New" w:cs="Courier New"/>
+          <w:sz w:val="24"/>
+          <w:lang w:val="en-US"/>
+        </w:rPr>
+        <w:t>width - ${#status}) / 2 ))</w:t>
       </w:r>
     </w:p>
     <w:p>
@@ -6985,9 +7258,19 @@
           <w:sz w:val="24"/>
           <w:lang w:val="en-US"/>
         </w:rPr>
-        <w:t xml:space="preserve"> "\033[%d;%</w:t>
-      </w:r>
-      <w:proofErr w:type="spellStart"/>
+        <w:t xml:space="preserve"> "\033[%</w:t>
+      </w:r>
+      <w:proofErr w:type="gramStart"/>
+      <w:r>
+        <w:rPr>
+          <w:rFonts w:ascii="Courier New" w:hAnsi="Courier New" w:cs="Courier New"/>
+          <w:sz w:val="24"/>
+          <w:lang w:val="en-US"/>
+        </w:rPr>
+        <w:t>d;%</w:t>
+      </w:r>
+      <w:proofErr w:type="spellStart"/>
+      <w:proofErr w:type="gramEnd"/>
       <w:r>
         <w:rPr>
           <w:rFonts w:ascii="Courier New" w:hAnsi="Courier New" w:cs="Courier New"/>
@@ -8846,6 +9129,7 @@
   <w:style w:type="character" w:default="1" w:styleId="a0">
     <w:name w:val="Default Paragraph Font"/>
     <w:uiPriority w:val="1"/>
+    <w:semiHidden/>
     <w:unhideWhenUsed/>
   </w:style>
   <w:style w:type="table" w:default="1" w:styleId="a1">
